--- a/v2/src/assets/resume/Mark_Valles.docx
+++ b/v2/src/assets/resume/Mark_Valles.docx
@@ -2598,8 +2598,6 @@
         </w:rPr>
         <w:t>Motorcycle Riding</w:t>
       </w:r>
-      <w:bookmarkStart w:id="0" w:name="_GoBack"/>
-      <w:bookmarkEnd w:id="0"/>
     </w:p>
     <w:p>
       <w:pPr>
@@ -9730,8 +9728,21 @@
                 <w:szCs w:val="16"/>
               </w:rPr>
               <w:br/>
-              <w:t>Yii2 + React + mysql</w:t>
+              <w:t xml:space="preserve">Yii2 + React + </w:t>
             </w:r>
+            <w:proofErr w:type="spellStart"/>
+            <w:r>
+              <w:rPr>
+                <w:rStyle w:val="muitypography-root"/>
+                <w:rFonts w:ascii="Helvetica" w:hAnsi="Helvetica" w:cs="Helvetica"/>
+                <w:color w:val="A6A6A6" w:themeColor="background1" w:themeShade="A6"/>
+                <w:spacing w:val="2"/>
+                <w:sz w:val="16"/>
+                <w:szCs w:val="16"/>
+              </w:rPr>
+              <w:t>mysql</w:t>
+            </w:r>
+            <w:proofErr w:type="spellEnd"/>
             <w:r>
               <w:rPr>
                 <w:rStyle w:val="muitypography-root"/>
@@ -10177,6 +10188,19 @@
                 <w:szCs w:val="16"/>
               </w:rPr>
               <w:t xml:space="preserve"> Plugins</w:t>
+            </w:r>
+            <w:bookmarkStart w:id="0" w:name="_GoBack"/>
+            <w:bookmarkEnd w:id="0"/>
+            <w:r>
+              <w:rPr>
+                <w:rFonts w:ascii="Helvetica" w:hAnsi="Helvetica" w:cs="Helvetica"/>
+                <w:color w:val="A6A6A6" w:themeColor="background1" w:themeShade="A6"/>
+                <w:spacing w:val="2"/>
+                <w:sz w:val="16"/>
+                <w:szCs w:val="16"/>
+              </w:rPr>
+              <w:br/>
+              <w:t>Cloud Hosting</w:t>
             </w:r>
           </w:p>
           <w:p>
@@ -10718,31 +10742,7 @@
                 <w:sz w:val="16"/>
                 <w:szCs w:val="16"/>
               </w:rPr>
-              <w:t xml:space="preserve"> (</w:t>
-            </w:r>
-            <w:r>
-              <w:rPr>
-                <w:rFonts w:ascii="Helvetica" w:hAnsi="Helvetica" w:cs="Helvetica"/>
-                <w:i/>
-                <w:iCs/>
-                <w:color w:val="A6A6A6" w:themeColor="background1" w:themeShade="A6"/>
-                <w:spacing w:val="2"/>
-                <w:sz w:val="16"/>
-                <w:szCs w:val="16"/>
-              </w:rPr>
-              <w:t>JAVA</w:t>
-            </w:r>
-            <w:r>
-              <w:rPr>
-                <w:rFonts w:ascii="Helvetica" w:hAnsi="Helvetica" w:cs="Helvetica"/>
-                <w:i/>
-                <w:iCs/>
-                <w:color w:val="A6A6A6" w:themeColor="background1" w:themeShade="A6"/>
-                <w:spacing w:val="2"/>
-                <w:sz w:val="16"/>
-                <w:szCs w:val="16"/>
-              </w:rPr>
-              <w:t>)</w:t>
+              <w:t xml:space="preserve"> (JAVA)</w:t>
             </w:r>
           </w:p>
           <w:p>

--- a/v2/src/assets/resume/Mark_Valles.docx
+++ b/v2/src/assets/resume/Mark_Valles.docx
@@ -1,6 +1,6 @@
 
 <file path=word/document.xml><?xml version="1.0" encoding="utf-8"?>
-<w:document xmlns:wpc="http://schemas.microsoft.com/office/word/2010/wordprocessingCanvas" xmlns:cx="http://schemas.microsoft.com/office/drawing/2014/chartex" xmlns:cx1="http://schemas.microsoft.com/office/drawing/2015/9/8/chartex" xmlns:cx2="http://schemas.microsoft.com/office/drawing/2015/10/21/chartex" xmlns:cx3="http://schemas.microsoft.com/office/drawing/2016/5/9/chartex" xmlns:cx4="http://schemas.microsoft.com/office/drawing/2016/5/10/chartex" xmlns:cx5="http://schemas.microsoft.com/office/drawing/2016/5/11/chartex" xmlns:cx6="http://schemas.microsoft.com/office/drawing/2016/5/12/chartex" xmlns:cx7="http://schemas.microsoft.com/office/drawing/2016/5/13/chartex" xmlns:cx8="http://schemas.microsoft.com/office/drawing/2016/5/14/chartex" xmlns:mc="http://schemas.openxmlformats.org/markup-compatibility/2006" xmlns:aink="http://schemas.microsoft.com/office/drawing/2016/ink" xmlns:am3d="http://schemas.microsoft.com/office/drawing/2017/model3d" xmlns:o="urn:schemas-microsoft-com:office:office" xmlns:r="http://schemas.openxmlformats.org/officeDocument/2006/relationships" xmlns:m="http://schemas.openxmlformats.org/officeDocument/2006/math" xmlns:v="urn:schemas-microsoft-com:vml" xmlns:wp14="http://schemas.microsoft.com/office/word/2010/wordprocessingDrawing" xmlns:wp="http://schemas.openxmlformats.org/drawingml/2006/wordprocessingDrawing" xmlns:w10="urn:schemas-microsoft-com:office:word" xmlns:w="http://schemas.openxmlformats.org/wordprocessingml/2006/main" xmlns:w14="http://schemas.microsoft.com/office/word/2010/wordml" xmlns:w15="http://schemas.microsoft.com/office/word/2012/wordml" xmlns:w16cid="http://schemas.microsoft.com/office/word/2016/wordml/cid" xmlns:w16se="http://schemas.microsoft.com/office/word/2015/wordml/symex" xmlns:wpg="http://schemas.microsoft.com/office/word/2010/wordprocessingGroup" xmlns:wpi="http://schemas.microsoft.com/office/word/2010/wordprocessingInk" xmlns:wne="http://schemas.microsoft.com/office/word/2006/wordml" xmlns:wps="http://schemas.microsoft.com/office/word/2010/wordprocessingShape" mc:Ignorable="w14 w15 w16se w16cid wp14">
+<w:document xmlns:wpc="http://schemas.microsoft.com/office/word/2010/wordprocessingCanvas" xmlns:cx="http://schemas.microsoft.com/office/drawing/2014/chartex" xmlns:cx1="http://schemas.microsoft.com/office/drawing/2015/9/8/chartex" xmlns:cx2="http://schemas.microsoft.com/office/drawing/2015/10/21/chartex" xmlns:cx3="http://schemas.microsoft.com/office/drawing/2016/5/9/chartex" xmlns:cx4="http://schemas.microsoft.com/office/drawing/2016/5/10/chartex" xmlns:cx5="http://schemas.microsoft.com/office/drawing/2016/5/11/chartex" xmlns:cx6="http://schemas.microsoft.com/office/drawing/2016/5/12/chartex" xmlns:cx7="http://schemas.microsoft.com/office/drawing/2016/5/13/chartex" xmlns:cx8="http://schemas.microsoft.com/office/drawing/2016/5/14/chartex" xmlns:mc="http://schemas.openxmlformats.org/markup-compatibility/2006" xmlns:aink="http://schemas.microsoft.com/office/drawing/2016/ink" xmlns:am3d="http://schemas.microsoft.com/office/drawing/2017/model3d" xmlns:o="urn:schemas-microsoft-com:office:office" xmlns:oel="http://schemas.microsoft.com/office/2019/extlst" xmlns:r="http://schemas.openxmlformats.org/officeDocument/2006/relationships" xmlns:m="http://schemas.openxmlformats.org/officeDocument/2006/math" xmlns:v="urn:schemas-microsoft-com:vml" xmlns:wp14="http://schemas.microsoft.com/office/word/2010/wordprocessingDrawing" xmlns:wp="http://schemas.openxmlformats.org/drawingml/2006/wordprocessingDrawing" xmlns:w10="urn:schemas-microsoft-com:office:word" xmlns:w="http://schemas.openxmlformats.org/wordprocessingml/2006/main" xmlns:w14="http://schemas.microsoft.com/office/word/2010/wordml" xmlns:w15="http://schemas.microsoft.com/office/word/2012/wordml" xmlns:w16cex="http://schemas.microsoft.com/office/word/2018/wordml/cex" xmlns:w16cid="http://schemas.microsoft.com/office/word/2016/wordml/cid" xmlns:w16="http://schemas.microsoft.com/office/word/2018/wordml" xmlns:w16du="http://schemas.microsoft.com/office/word/2023/wordml/word16du" xmlns:w16sdtdh="http://schemas.microsoft.com/office/word/2020/wordml/sdtdatahash" xmlns:w16sdtfl="http://schemas.microsoft.com/office/word/2024/wordml/sdtformatlock" xmlns:w16se="http://schemas.microsoft.com/office/word/2015/wordml/symex" xmlns:wpg="http://schemas.microsoft.com/office/word/2010/wordprocessingGroup" xmlns:wpi="http://schemas.microsoft.com/office/word/2010/wordprocessingInk" xmlns:wne="http://schemas.microsoft.com/office/word/2006/wordml" xmlns:wps="http://schemas.microsoft.com/office/word/2010/wordprocessingShape" mc:Ignorable="w14 w15 w16se w16cid w16 w16cex w16sdtdh w16sdtfl w16du wp14">
   <w:body>
     <w:p>
       <w:pPr>
@@ -147,7 +147,7 @@
                           <pic:cNvPicPr/>
                         </pic:nvPicPr>
                         <pic:blipFill>
-                          <a:blip r:embed="rId5" cstate="print"/>
+                          <a:blip r:embed="rId6" cstate="print"/>
                           <a:stretch>
                             <a:fillRect/>
                           </a:stretch>
@@ -852,7 +852,7 @@
                   <o:lock v:ext="edit" aspectratio="t"/>
                 </v:shapetype>
                 <v:shape id="Image 2" o:spid="_x0000_s1027" type="#_x0000_t75" style="position:absolute;left:190;top:190;width:14383;height:14383;visibility:visible;mso-wrap-style:square" o:gfxdata="UEsDBBQABgAIAAAAIQDb4fbL7gAAAIUBAAATAAAAW0NvbnRlbnRfVHlwZXNdLnhtbHyQz07DMAyH&#10;70i8Q+QralM4IITa7kDhCAiNB7ASt43WOlEcyvb2pNu4IODoPz9/n1xv9vOkForiPDdwXVagiI23&#10;jocG3rdPxR0oScgWJ8/UwIEENu3lRb09BBKV0ywNjCmFe63FjDSjlD4Q50nv44wpl3HQAc0OB9I3&#10;VXWrjedEnIq03oC27qjHjympx31un0wiTQLq4bS4shrAECZnMGVTvbD9QSnOhDInjzsyuiBXWQP0&#10;r4R18jfgnHvJr4nOknrFmJ5xzhraRtHWf3Kkpfz/yGo5S+H73hkquyhdjr3R8m2lj09svwAAAP//&#10;AwBQSwMEFAAGAAgAAAAhAFr0LFu/AAAAFQEAAAsAAABfcmVscy8ucmVsc2zPwWrDMAwG4Ptg72B0&#10;X5TuUMaI01uh19I+gLGVxCy2jGSy9e1nemrHjpL4P0nD4SetZiPRyNnCruvBUPYcYp4tXC/Htw8w&#10;Wl0ObuVMFm6kcBhfX4Yzra62kC6xqGlKVgtLreUTUf1CyWnHhXKbTCzJ1VbKjMX5LzcTvvf9HuXR&#10;gPHJNKdgQU5hB+ZyK23zHztFL6w81c5zQp6m6P9TMfB3PtPWFCczVQtB9N4U2rp2HOA44NMz4y8A&#10;AAD//wMAUEsDBBQABgAIAAAAIQCtIRLZxAAAANoAAAAPAAAAZHJzL2Rvd25yZXYueG1sRI9Ba8JA&#10;FITvQv/D8gq9iO4qtJToJrSl1R5rVPD4yD6T2OzbkN1q9Ne7gtDjMDPfMPOst404UudrxxomYwWC&#10;uHCm5lLDZv01egXhA7LBxjFpOJOHLH0YzDEx7sQrOuahFBHCPkENVQhtIqUvKrLox64ljt7edRZD&#10;lF0pTYenCLeNnCr1Ii3WHBcqbOmjouI3/7Ma2uHKTfLd5Wf7rC7v5nxQ5XLxqfXTY/82AxGoD//h&#10;e/vbaJjC7Uq8ATK9AgAA//8DAFBLAQItABQABgAIAAAAIQDb4fbL7gAAAIUBAAATAAAAAAAAAAAA&#10;AAAAAAAAAABbQ29udGVudF9UeXBlc10ueG1sUEsBAi0AFAAGAAgAAAAhAFr0LFu/AAAAFQEAAAsA&#10;AAAAAAAAAAAAAAAAHwEAAF9yZWxzLy5yZWxzUEsBAi0AFAAGAAgAAAAhAK0hEtnEAAAA2gAAAA8A&#10;AAAAAAAAAAAAAAAABwIAAGRycy9kb3ducmV2LnhtbFBLBQYAAAAAAwADALcAAAD4AgAAAAA=&#10;">
-                  <v:imagedata r:id="rId6" o:title=""/>
+                  <v:imagedata r:id="rId7" o:title=""/>
                 </v:shape>
                 <v:shape id="Graphic 3" o:spid="_x0000_s1028" style="position:absolute;width:14763;height:14763;visibility:visible;mso-wrap-style:square;v-text-anchor:top" coordsize="1476375,1476375" o:gfxdata="UEsDBBQABgAIAAAAIQDb4fbL7gAAAIUBAAATAAAAW0NvbnRlbnRfVHlwZXNdLnhtbHyQz07DMAyH&#10;70i8Q+QralM4IITa7kDhCAiNB7ASt43WOlEcyvb2pNu4IODoPz9/n1xv9vOkForiPDdwXVagiI23&#10;jocG3rdPxR0oScgWJ8/UwIEENu3lRb09BBKV0ywNjCmFe63FjDSjlD4Q50nv44wpl3HQAc0OB9I3&#10;VXWrjedEnIq03oC27qjHjympx31un0wiTQLq4bS4shrAECZnMGVTvbD9QSnOhDInjzsyuiBXWQP0&#10;r4R18jfgnHvJr4nOknrFmJ5xzhraRtHWf3Kkpfz/yGo5S+H73hkquyhdjr3R8m2lj09svwAAAP//&#10;AwBQSwMEFAAGAAgAAAAhAFr0LFu/AAAAFQEAAAsAAABfcmVscy8ucmVsc2zPwWrDMAwG4Ptg72B0&#10;X5TuUMaI01uh19I+gLGVxCy2jGSy9e1nemrHjpL4P0nD4SetZiPRyNnCruvBUPYcYp4tXC/Htw8w&#10;Wl0ObuVMFm6kcBhfX4Yzra62kC6xqGlKVgtLreUTUf1CyWnHhXKbTCzJ1VbKjMX5LzcTvvf9HuXR&#10;gPHJNKdgQU5hB+ZyK23zHztFL6w81c5zQp6m6P9TMfB3PtPWFCczVQtB9N4U2rp2HOA44NMz4y8A&#10;AAD//wMAUEsDBBQABgAIAAAAIQA+eqbOwgAAANoAAAAPAAAAZHJzL2Rvd25yZXYueG1sRI9Ba8JA&#10;FITvQv/D8gredKNiaFNXKaKg4MW0vT+yzyRt9m26u8b4711B8DjMzDfMYtWbRnTkfG1ZwWScgCAu&#10;rK65VPD9tR29gfABWWNjmRRcycNq+TJYYKbthY/U5aEUEcI+QwVVCG0mpS8qMujHtiWO3sk6gyFK&#10;V0rt8BLhppHTJEmlwZrjQoUtrSsq/vKzUWBd/Vtcf9LDPN+f0nnTJf/vk41Sw9f+8wNEoD48w4/2&#10;TiuYwf1KvAFyeQMAAP//AwBQSwECLQAUAAYACAAAACEA2+H2y+4AAACFAQAAEwAAAAAAAAAAAAAA&#10;AAAAAAAAW0NvbnRlbnRfVHlwZXNdLnhtbFBLAQItABQABgAIAAAAIQBa9CxbvwAAABUBAAALAAAA&#10;AAAAAAAAAAAAAB8BAABfcmVscy8ucmVsc1BLAQItABQABgAIAAAAIQA+eqbOwgAAANoAAAAPAAAA&#10;AAAAAAAAAAAAAAcCAABkcnMvZG93bnJldi54bWxQSwUGAAAAAAMAAwC3AAAA9gIAAAAA&#10;" path="m742950,1476375r-9525,l685225,1474814r-47371,-4619l591409,1462616r-45421,-10443l501686,1438964r-43086,-15879l416829,1404632r-40362,-20928l337613,1360396r-37250,-25590l264815,1307030r-33751,-29864l199208,1245310r-29864,-33751l141568,1176011r-25590,-37250l92670,1099907,71742,1059545,53289,1017774,37410,974688,24201,930386,13758,884965,6179,838520,1561,791149,,742950r,-9525l1561,685225,6179,637854r7579,-46445l24201,545988,37410,501686,53289,458600,71742,416829,92670,376467r23308,-38854l141568,300363r27776,-35548l199208,231064r31856,-31856l264815,169344r35548,-27776l337613,115978,376467,92670,416829,71742,458600,53289,501686,37410,545988,24201,591409,13758,637854,6179,685225,1561,733425,r9525,l791149,1561r47371,4618l884965,13758r23016,5292l733425,19050r-48888,1649l636531,25575r-47020,7996l543586,44582,498861,58499,455443,75217,413440,94629r-40484,21999l334100,141107r-37122,26853l261696,197081r-33335,31280l197081,261696r-29121,35282l141107,334100r-24479,38856l94629,413440,75217,455443,58499,498861,44582,543586,33571,589511r-7996,47020l20699,684537r-1649,48888l19050,742950r1649,48887l25575,839843r7996,47020l44582,932788r13917,44725l75217,1020931r19412,42004l116628,1103418r24479,38856l167960,1179396r29121,35282l228361,1248013r33335,31280l296978,1308414r37122,26853l372956,1359746r40484,21999l455443,1401157r43418,16718l543586,1431792r45925,11011l636531,1450799r48006,4876l733425,1457325r174556,l884965,1462616r-46445,7579l791149,1474814r-48199,1561xem907981,1457325r-165031,l791837,1455675r48006,-4876l886863,1442803r45925,-11011l977513,1417875r43418,-16718l1062935,1381745r40483,-21999l1142274,1335267r37122,-26853l1214678,1279293r33335,-31280l1279293,1214678r29121,-35282l1335267,1142274r24479,-38856l1381745,1062935r19412,-42004l1417875,977513r13917,-44725l1442803,886863r7996,-47020l1455675,791837r1650,-48887l1457325,733425r-1650,-48888l1450799,636531r-7996,-47020l1431792,543586r-13917,-44725l1401157,455443r-19412,-42003l1359746,372956r-24479,-38856l1308414,296978r-29121,-35282l1248013,228361r-33335,-31280l1179396,167960r-37122,-26853l1103418,116628,1062935,94629,1020931,75217,977513,58499,932788,44582,886863,33571,839843,25575,791837,20699,742950,19050r165031,l974688,37410r43086,15879l1059545,71742r40362,20928l1138761,115978r37250,25590l1211559,169344r33751,29864l1277166,231064r29864,33751l1334806,300363r25590,37250l1383704,376467r20928,40362l1423085,458600r15879,43086l1452173,545988r10443,45421l1470195,637854r4619,47371l1476375,733425r,9525l1474814,791149r-4619,47371l1462616,884965r-10443,45421l1438964,974688r-15879,43086l1404632,1059545r-20928,40362l1360396,1138761r-25590,37250l1307030,1211559r-29864,33751l1245310,1277166r-33751,29864l1176011,1334806r-37250,25590l1099907,1383704r-40362,20928l1017774,1423085r-43086,15879l930386,1452173r-22405,5152xe" stroked="f">
                   <v:path arrowok="t"/>
@@ -1361,7 +1361,7 @@
         </w:rPr>
         <w:t xml:space="preserve">: </w:t>
       </w:r>
-      <w:hyperlink r:id="rId7" w:history="1">
+      <w:hyperlink r:id="rId8" w:history="1">
         <w:r>
           <w:rPr>
             <w:rStyle w:val="Hyperlink"/>
@@ -1378,15 +1378,25 @@
         <w:br/>
         <w:t xml:space="preserve">LinkedIn: </w:t>
       </w:r>
-      <w:r>
-        <w:rPr>
-          <w:rFonts w:ascii="Segoe UI" w:hAnsi="Segoe UI" w:cs="Segoe UI"/>
-          <w:sz w:val="17"/>
-          <w:szCs w:val="21"/>
-          <w:shd w:val="clear" w:color="auto" w:fill="FFFFFF"/>
-        </w:rPr>
-        <w:t>www.linkedin.com/in/mark-valles-bb7251246</w:t>
-      </w:r>
+      <w:hyperlink r:id="rId9" w:history="1">
+        <w:r>
+          <w:rPr>
+            <w:rStyle w:val="Hyperlink"/>
+            <w:spacing w:val="-2"/>
+          </w:rPr>
+          <w:t>https://</w:t>
+        </w:r>
+        <w:r>
+          <w:rPr>
+            <w:rStyle w:val="Hyperlink"/>
+            <w:rFonts w:ascii="Segoe UI" w:hAnsi="Segoe UI" w:cs="Segoe UI"/>
+            <w:sz w:val="17"/>
+            <w:szCs w:val="21"/>
+            <w:shd w:val="clear" w:color="auto" w:fill="FFFFFF"/>
+          </w:rPr>
+          <w:t>www.linkedin.com/in/mark-valles-bb7251246</w:t>
+        </w:r>
+      </w:hyperlink>
     </w:p>
     <w:p>
       <w:pPr>
@@ -1451,7 +1461,7 @@
                     <pic:cNvPicPr/>
                   </pic:nvPicPr>
                   <pic:blipFill>
-                    <a:blip r:embed="rId8" cstate="print"/>
+                    <a:blip r:embed="rId10" cstate="print"/>
                     <a:stretch>
                       <a:fillRect/>
                     </a:stretch>
@@ -1553,7 +1563,7 @@
                     <pic:cNvPicPr/>
                   </pic:nvPicPr>
                   <pic:blipFill>
-                    <a:blip r:embed="rId9" cstate="print"/>
+                    <a:blip r:embed="rId11" cstate="print"/>
                     <a:stretch>
                       <a:fillRect/>
                     </a:stretch>
@@ -1680,23 +1690,6 @@
           </mc:Fallback>
         </mc:AlternateContent>
       </w:r>
-      <w:proofErr w:type="spellStart"/>
-      <w:r>
-        <w:rPr>
-          <w:color w:val="FFFFFF"/>
-          <w:w w:val="90"/>
-        </w:rPr>
-        <w:t>aguig</w:t>
-      </w:r>
-      <w:proofErr w:type="spellEnd"/>
-      <w:r>
-        <w:rPr>
-          <w:color w:val="FFFFFF"/>
-          <w:spacing w:val="-5"/>
-          <w:w w:val="90"/>
-        </w:rPr>
-        <w:t xml:space="preserve"> </w:t>
-      </w:r>
       <w:r>
         <w:rPr>
           <w:color w:val="FFFFFF"/>
@@ -1942,7 +1935,7 @@
                           <pic:cNvPicPr/>
                         </pic:nvPicPr>
                         <pic:blipFill>
-                          <a:blip r:embed="rId10" cstate="print"/>
+                          <a:blip r:embed="rId12" cstate="print"/>
                           <a:stretch>
                             <a:fillRect/>
                           </a:stretch>
@@ -1970,7 +1963,7 @@
                   <v:path arrowok="t"/>
                 </v:shape>
                 <v:shape id="Image 14" o:spid="_x0000_s1028" type="#_x0000_t75" style="position:absolute;left:73024;top:71437;width:158749;height:142875;visibility:visible;mso-wrap-style:square" o:gfxdata="UEsDBBQABgAIAAAAIQDb4fbL7gAAAIUBAAATAAAAW0NvbnRlbnRfVHlwZXNdLnhtbHyQz07DMAyH&#10;70i8Q+QralM4IITa7kDhCAiNB7ASt43WOlEcyvb2pNu4IODoPz9/n1xv9vOkForiPDdwXVagiI23&#10;jocG3rdPxR0oScgWJ8/UwIEENu3lRb09BBKV0ywNjCmFe63FjDSjlD4Q50nv44wpl3HQAc0OB9I3&#10;VXWrjedEnIq03oC27qjHjympx31un0wiTQLq4bS4shrAECZnMGVTvbD9QSnOhDInjzsyuiBXWQP0&#10;r4R18jfgnHvJr4nOknrFmJ5xzhraRtHWf3Kkpfz/yGo5S+H73hkquyhdjr3R8m2lj09svwAAAP//&#10;AwBQSwMEFAAGAAgAAAAhAFr0LFu/AAAAFQEAAAsAAABfcmVscy8ucmVsc2zPwWrDMAwG4Ptg72B0&#10;X5TuUMaI01uh19I+gLGVxCy2jGSy9e1nemrHjpL4P0nD4SetZiPRyNnCruvBUPYcYp4tXC/Htw8w&#10;Wl0ObuVMFm6kcBhfX4Yzra62kC6xqGlKVgtLreUTUf1CyWnHhXKbTCzJ1VbKjMX5LzcTvvf9HuXR&#10;gPHJNKdgQU5hB+ZyK23zHztFL6w81c5zQp6m6P9TMfB3PtPWFCczVQtB9N4U2rp2HOA44NMz4y8A&#10;AAD//wMAUEsDBBQABgAIAAAAIQBS8/yHwAAAANsAAAAPAAAAZHJzL2Rvd25yZXYueG1sRE9La8JA&#10;EL4L/odlBG+6UcSW1FUkUPRq0h5yG7LTJJidTbObh//eFQq9zcf3nMNpMo0YqHO1ZQWbdQSCuLC6&#10;5lLBV/a5egfhPLLGxjIpeJCD03E+O2Cs7cg3GlJfihDCLkYFlfdtLKUrKjLo1rYlDtyP7Qz6ALtS&#10;6g7HEG4auY2ivTRYc2iosKWkouKe9kZBhr5v80uW0+93/nZOdNPfi41Sy8V0/gDhafL/4j/3VYf5&#10;O3j9Eg6QxycAAAD//wMAUEsBAi0AFAAGAAgAAAAhANvh9svuAAAAhQEAABMAAAAAAAAAAAAAAAAA&#10;AAAAAFtDb250ZW50X1R5cGVzXS54bWxQSwECLQAUAAYACAAAACEAWvQsW78AAAAVAQAACwAAAAAA&#10;AAAAAAAAAAAfAQAAX3JlbHMvLnJlbHNQSwECLQAUAAYACAAAACEAUvP8h8AAAADbAAAADwAAAAAA&#10;AAAAAAAAAAAHAgAAZHJzL2Rvd25yZXYueG1sUEsFBgAAAAADAAMAtwAAAPQCAAAAAA==&#10;">
-                  <v:imagedata r:id="rId11" o:title=""/>
+                  <v:imagedata r:id="rId13" o:title=""/>
                 </v:shape>
                 <w10:wrap anchorx="page"/>
               </v:group>
@@ -2115,7 +2108,7 @@
                     <pic:cNvPicPr/>
                   </pic:nvPicPr>
                   <pic:blipFill>
-                    <a:blip r:embed="rId12" cstate="print"/>
+                    <a:blip r:embed="rId14" cstate="print"/>
                     <a:stretch>
                       <a:fillRect/>
                     </a:stretch>
@@ -2199,7 +2192,7 @@
                     <pic:cNvPicPr/>
                   </pic:nvPicPr>
                   <pic:blipFill>
-                    <a:blip r:embed="rId13" cstate="print"/>
+                    <a:blip r:embed="rId15" cstate="print"/>
                     <a:stretch>
                       <a:fillRect/>
                     </a:stretch>
@@ -2241,7 +2234,7 @@
         <w:spacing w:before="20"/>
         <w:ind w:left="495"/>
       </w:pPr>
-      <w:hyperlink r:id="rId14">
+      <w:hyperlink r:id="rId16">
         <w:r>
           <w:rPr>
             <w:color w:val="FFFFFF"/>
@@ -2271,7 +2264,7 @@
     <w:p>
       <w:pPr>
         <w:pStyle w:val="BodyText"/>
-        <w:spacing w:before="131" w:line="348" w:lineRule="auto"/>
+        <w:spacing w:before="131" w:line="360" w:lineRule="auto"/>
         <w:ind w:left="330" w:right="1033"/>
       </w:pPr>
       <w:r>
@@ -2499,6 +2492,7 @@
     <w:p>
       <w:pPr>
         <w:pStyle w:val="BodyText"/>
+        <w:spacing w:line="360" w:lineRule="auto"/>
         <w:ind w:left="330"/>
         <w:rPr>
           <w:color w:val="FFFFFF"/>
@@ -2601,65 +2595,188 @@
     </w:p>
     <w:p>
       <w:pPr>
-        <w:spacing w:before="85"/>
-      </w:pPr>
-      <w:r>
-        <w:br w:type="column"/>
-      </w:r>
-      <w:r>
-        <w:t xml:space="preserve">  </w:t>
-      </w:r>
-      <w:r>
-        <w:rPr>
-          <w:color w:val="333333"/>
-          <w:spacing w:val="-4"/>
-          <w:sz w:val="17"/>
-        </w:rPr>
-        <w:t>Aug</w:t>
-      </w:r>
-      <w:r>
-        <w:rPr>
-          <w:color w:val="333333"/>
-          <w:spacing w:val="-4"/>
-          <w:sz w:val="17"/>
-        </w:rPr>
-        <w:t xml:space="preserve"> 202</w:t>
-      </w:r>
-      <w:r>
-        <w:rPr>
-          <w:color w:val="333333"/>
-          <w:spacing w:val="-4"/>
-          <w:sz w:val="17"/>
-        </w:rPr>
-        <w:t>4</w:t>
-      </w:r>
-      <w:r>
-        <w:rPr>
-          <w:color w:val="333333"/>
-          <w:spacing w:val="-19"/>
-          <w:sz w:val="17"/>
-        </w:rPr>
-        <w:t xml:space="preserve"> </w:t>
-      </w:r>
-      <w:r>
-        <w:rPr>
-          <w:color w:val="333333"/>
-          <w:spacing w:val="-4"/>
-          <w:sz w:val="17"/>
-        </w:rPr>
-        <w:t xml:space="preserve">- </w:t>
-      </w:r>
-      <w:r>
-        <w:rPr>
-          <w:color w:val="333333"/>
-          <w:spacing w:val="-4"/>
-          <w:sz w:val="17"/>
-        </w:rPr>
-        <w:t>Present</w:t>
+        <w:pStyle w:val="BodyText"/>
+        <w:spacing w:line="360" w:lineRule="auto"/>
+        <w:ind w:left="330"/>
+        <w:rPr>
+          <w:color w:val="FFFFFF"/>
+          <w:spacing w:val="-2"/>
+        </w:rPr>
+      </w:pPr>
+      <w:r>
+        <w:rPr>
+          <w:noProof/>
+        </w:rPr>
+        <mc:AlternateContent>
+          <mc:Choice Requires="wps">
+            <w:drawing>
+              <wp:anchor distT="0" distB="0" distL="0" distR="0" simplePos="0" relativeHeight="251668992" behindDoc="0" locked="0" layoutInCell="1" allowOverlap="1" wp14:anchorId="24109B9B" wp14:editId="2C2E4B2C">
+                <wp:simplePos x="0" y="0"/>
+                <wp:positionH relativeFrom="page">
+                  <wp:posOffset>133350</wp:posOffset>
+                </wp:positionH>
+                <wp:positionV relativeFrom="paragraph">
+                  <wp:posOffset>66730</wp:posOffset>
+                </wp:positionV>
+                <wp:extent cx="47625" cy="47625"/>
+                <wp:effectExtent l="0" t="0" r="0" b="0"/>
+                <wp:wrapNone/>
+                <wp:docPr id="1956769494" name="Graphic 18"/>
+                <wp:cNvGraphicFramePr>
+                  <a:graphicFrameLocks xmlns:a="http://schemas.openxmlformats.org/drawingml/2006/main"/>
+                </wp:cNvGraphicFramePr>
+                <a:graphic xmlns:a="http://schemas.openxmlformats.org/drawingml/2006/main">
+                  <a:graphicData uri="http://schemas.microsoft.com/office/word/2010/wordprocessingShape">
+                    <wps:wsp>
+                      <wps:cNvSpPr>
+                        <a:spLocks/>
+                      </wps:cNvSpPr>
+                      <wps:spPr>
+                        <a:xfrm>
+                          <a:off x="0" y="0"/>
+                          <a:ext cx="47625" cy="47625"/>
+                        </a:xfrm>
+                        <a:custGeom>
+                          <a:avLst/>
+                          <a:gdLst/>
+                          <a:ahLst/>
+                          <a:cxnLst/>
+                          <a:rect l="l" t="t" r="r" b="b"/>
+                          <a:pathLst>
+                            <a:path w="47625" h="47625">
+                              <a:moveTo>
+                                <a:pt x="47625" y="47625"/>
+                              </a:moveTo>
+                              <a:lnTo>
+                                <a:pt x="0" y="47625"/>
+                              </a:lnTo>
+                              <a:lnTo>
+                                <a:pt x="0" y="0"/>
+                              </a:lnTo>
+                              <a:lnTo>
+                                <a:pt x="47625" y="0"/>
+                              </a:lnTo>
+                              <a:lnTo>
+                                <a:pt x="47625" y="47625"/>
+                              </a:lnTo>
+                              <a:close/>
+                            </a:path>
+                          </a:pathLst>
+                        </a:custGeom>
+                        <a:solidFill>
+                          <a:srgbClr val="FFFFFF"/>
+                        </a:solidFill>
+                      </wps:spPr>
+                      <wps:bodyPr wrap="square" lIns="0" tIns="0" rIns="0" bIns="0" rtlCol="0">
+                        <a:prstTxWarp prst="textNoShape">
+                          <a:avLst/>
+                        </a:prstTxWarp>
+                        <a:noAutofit/>
+                      </wps:bodyPr>
+                    </wps:wsp>
+                  </a:graphicData>
+                </a:graphic>
+              </wp:anchor>
+            </w:drawing>
+          </mc:Choice>
+          <mc:Fallback>
+            <w:pict>
+              <v:shape w14:anchorId="05CC65E8" id="Graphic 18" o:spid="_x0000_s1026" style="position:absolute;margin-left:10.5pt;margin-top:5.25pt;width:3.75pt;height:3.75pt;z-index:251668992;visibility:visible;mso-wrap-style:square;mso-wrap-distance-left:0;mso-wrap-distance-top:0;mso-wrap-distance-right:0;mso-wrap-distance-bottom:0;mso-position-horizontal:absolute;mso-position-horizontal-relative:page;mso-position-vertical:absolute;mso-position-vertical-relative:text;v-text-anchor:top" coordsize="47625,47625" o:gfxdata="UEsDBBQABgAIAAAAIQC2gziS/gAAAOEBAAATAAAAW0NvbnRlbnRfVHlwZXNdLnhtbJSRQU7DMBBF&#10;90jcwfIWJU67QAgl6YK0S0CoHGBkTxKLZGx5TGhvj5O2G0SRWNoz/78nu9wcxkFMGNg6quQqL6RA&#10;0s5Y6ir5vt9lD1JwBDIwOMJKHpHlpr69KfdHjyxSmriSfYz+USnWPY7AufNIadK6MEJMx9ApD/oD&#10;OlTrorhX2lFEilmcO2RdNtjC5xDF9pCuTyYBB5bi6bQ4syoJ3g9WQ0ymaiLzg5KdCXlKLjvcW893&#10;SUOqXwnz5DrgnHtJTxOsQfEKIT7DmDSUCaxw7Rqn8787ZsmRM9e2VmPeBN4uqYvTtW7jvijg9N/y&#10;JsXecLq0q+WD6m8AAAD//wMAUEsDBBQABgAIAAAAIQA4/SH/1gAAAJQBAAALAAAAX3JlbHMvLnJl&#10;bHOkkMFqwzAMhu+DvYPRfXGawxijTi+j0GvpHsDYimMaW0Yy2fr2M4PBMnrbUb/Q94l/f/hMi1qR&#10;JVI2sOt6UJgd+ZiDgffL8ekFlFSbvV0oo4EbChzGx4f9GRdb25HMsYhqlCwG5lrLq9biZkxWOiqY&#10;22YiTra2kYMu1l1tQD30/bPm3wwYN0x18gb45AdQl1tp5j/sFB2T0FQ7R0nTNEV3j6o9feQzro1i&#10;OWA14Fm+Q8a1a8+Bvu/d/dMb2JY5uiPbhG/ktn4cqGU/er3pcvwCAAD//wMAUEsDBBQABgAIAAAA&#10;IQBbN7k0GAIAALsEAAAOAAAAZHJzL2Uyb0RvYy54bWysVMFu2zAMvQ/YPwi6L06DrRuMOMXQIsOA&#10;oivQDDsrshwbk0WNVGL370fJURJkl2GYDzJlPlGPj6SXd2NvxcEgdeAqeTObS2Gchrpzu0p+36zf&#10;fZKCgnK1suBMJV8NybvV2zfLwZdmAS3Y2qDgII7KwVeyDcGXRUG6Nb2iGXjj2NkA9irwFndFjWrg&#10;6L0tFvP5bTEA1h5BGyL++jA55SrFbxqjw7emIROErSRzC2nFtG7jWqyWqtyh8m2njzTUP7DoVef4&#10;0lOoBxWU2GP3R6i+0wgETZhp6Atomk6blANnczO/yualVd6kXFgc8ieZ6P+F1U+HF/+MkTr5R9A/&#10;iRUpBk/lyRM3dMSMDfYRy8TFmFR8PaloxiA0f3z/8XbxQQrNnsmMEVWZj+o9hS8GUhh1eKQwlaDO&#10;lmqzpUeXTeRCxhLaVMIgBZcQpeASbqcSehXiucgtmmLIl4s2W9HXw8FsIKFCTODI9YrqGWXdJZob&#10;6AqZ/fntU9QJl5qLE8++/J4w55v/FncpZo6lLZCZ9I1pJ6FPUvDdl2IT2K5ed9bG9Al323uL4qBY&#10;1XV6opB85AKW+mAqfWyCLdSvzygGnpZK0q+9QiOF/eq4HeNoZQOzsc0GBnsPaQCT8khhM/5Q6IVn&#10;s5KBO+cJcrOrMncFk4mACRtPOvi8D9B0sWUSt4nRccMTkhI4TnMcwct9Qp3/OavfAAAA//8DAFBL&#10;AwQUAAYACAAAACEAjP5PXd4AAAAHAQAADwAAAGRycy9kb3ducmV2LnhtbEyPQUvEMBCF74L/IYzg&#10;Rdxki5VSmy6yoHhYUHdFPGabsSk2k9Kku3V/veNJT8ObN7z5XrWafS8OOMYukIblQoFAaoLtqNXw&#10;tnu4LkDEZMiaPhBq+MYIq/r8rDKlDUd6xcM2tYJDKJZGg0tpKKWMjUNv4iIMSOx9htGbxHJspR3N&#10;kcN9LzOlbqU3HfEHZwZcO2y+tpPX0D5v/O7jcX3zNG2ucjXnpxf3ftL68mK+vwORcE5/x/CLz+hQ&#10;M9M+TGSj6DVkS66SeK9yEOxnBc8960KBrCv5n7/+AQAA//8DAFBLAQItABQABgAIAAAAIQC2gziS&#10;/gAAAOEBAAATAAAAAAAAAAAAAAAAAAAAAABbQ29udGVudF9UeXBlc10ueG1sUEsBAi0AFAAGAAgA&#10;AAAhADj9If/WAAAAlAEAAAsAAAAAAAAAAAAAAAAALwEAAF9yZWxzLy5yZWxzUEsBAi0AFAAGAAgA&#10;AAAhAFs3uTQYAgAAuwQAAA4AAAAAAAAAAAAAAAAALgIAAGRycy9lMm9Eb2MueG1sUEsBAi0AFAAG&#10;AAgAAAAhAIz+T13eAAAABwEAAA8AAAAAAAAAAAAAAAAAcgQAAGRycy9kb3ducmV2LnhtbFBLBQYA&#10;AAAABAAEAPMAAAB9BQAAAAA=&#10;" path="m47625,47625l,47625,,,47625,r,47625xe" stroked="f">
+                <v:path arrowok="t"/>
+                <w10:wrap anchorx="page"/>
+              </v:shape>
+            </w:pict>
+          </mc:Fallback>
+        </mc:AlternateContent>
+      </w:r>
+      <w:r>
+        <w:rPr>
+          <w:color w:val="FFFFFF"/>
+          <w:spacing w:val="-2"/>
+        </w:rPr>
+        <w:t>Guitar Tech</w:t>
       </w:r>
     </w:p>
     <w:p>
       <w:pPr>
+        <w:pStyle w:val="BodyText"/>
+        <w:rPr>
+          <w:color w:val="FFFFFF"/>
+          <w:spacing w:val="-2"/>
+        </w:rPr>
+      </w:pPr>
+    </w:p>
+    <w:p>
+      <w:pPr>
+        <w:pStyle w:val="BodyText"/>
+        <w:ind w:left="330"/>
+        <w:rPr>
+          <w:color w:val="FFFFFF"/>
+          <w:spacing w:val="-2"/>
+        </w:rPr>
+      </w:pPr>
+    </w:p>
+    <w:p>
+      <w:pPr>
+        <w:spacing w:before="85"/>
+      </w:pPr>
+      <w:r>
+        <w:br w:type="column"/>
+      </w:r>
+      <w:r>
+        <w:t xml:space="preserve">  </w:t>
+      </w:r>
+      <w:r>
+        <w:rPr>
+          <w:color w:val="333333"/>
+          <w:spacing w:val="-4"/>
+          <w:sz w:val="17"/>
+        </w:rPr>
+        <w:t>Aug</w:t>
+      </w:r>
+      <w:r>
+        <w:rPr>
+          <w:color w:val="333333"/>
+          <w:spacing w:val="-4"/>
+          <w:sz w:val="17"/>
+        </w:rPr>
+        <w:t xml:space="preserve"> 202</w:t>
+      </w:r>
+      <w:r>
+        <w:rPr>
+          <w:color w:val="333333"/>
+          <w:spacing w:val="-4"/>
+          <w:sz w:val="17"/>
+        </w:rPr>
+        <w:t>4</w:t>
+      </w:r>
+      <w:r>
+        <w:rPr>
+          <w:color w:val="333333"/>
+          <w:spacing w:val="-19"/>
+          <w:sz w:val="17"/>
+        </w:rPr>
+        <w:t xml:space="preserve"> </w:t>
+      </w:r>
+      <w:r>
+        <w:rPr>
+          <w:color w:val="333333"/>
+          <w:spacing w:val="-4"/>
+          <w:sz w:val="17"/>
+        </w:rPr>
+        <w:t xml:space="preserve">- </w:t>
+      </w:r>
+      <w:r>
+        <w:rPr>
+          <w:color w:val="333333"/>
+          <w:spacing w:val="-4"/>
+          <w:sz w:val="17"/>
+        </w:rPr>
+        <w:t>Present</w:t>
+      </w:r>
+    </w:p>
+    <w:p>
+      <w:pPr>
         <w:spacing w:before="85"/>
         <w:ind w:firstLine="116"/>
         <w:rPr>
@@ -2813,6 +2930,14 @@
           <w:spacing w:val="-4"/>
           <w:sz w:val="17"/>
         </w:rPr>
+        <w:br/>
+      </w:r>
+      <w:r>
+        <w:rPr>
+          <w:color w:val="333333"/>
+          <w:spacing w:val="-4"/>
+          <w:sz w:val="17"/>
+        </w:rPr>
         <w:t xml:space="preserve">  </w:t>
       </w:r>
       <w:r>
@@ -3061,6 +3186,15 @@
           <w:spacing w:val="-6"/>
           <w:sz w:val="17"/>
         </w:rPr>
+        <w:br/>
+        <w:t xml:space="preserve">   </w:t>
+      </w:r>
+      <w:r>
+        <w:rPr>
+          <w:color w:val="333333"/>
+          <w:spacing w:val="-6"/>
+          <w:sz w:val="17"/>
+        </w:rPr>
         <w:t>Oct</w:t>
       </w:r>
       <w:r>
@@ -3175,45 +3309,173 @@
         <w:spacing w:before="18"/>
         <w:ind w:left="116"/>
         <w:rPr>
+          <w:b/>
+          <w:bCs/>
+          <w:color w:val="747474"/>
+          <w:w w:val="90"/>
+          <w:sz w:val="17"/>
+        </w:rPr>
+      </w:pPr>
+      <w:proofErr w:type="spellStart"/>
+      <w:r>
+        <w:rPr>
+          <w:color w:val="747474"/>
+          <w:w w:val="90"/>
+          <w:sz w:val="17"/>
+        </w:rPr>
+        <w:t>Ascendion</w:t>
+      </w:r>
+      <w:proofErr w:type="spellEnd"/>
+      <w:r>
+        <w:rPr>
+          <w:color w:val="747474"/>
+          <w:w w:val="90"/>
+          <w:sz w:val="17"/>
+        </w:rPr>
+        <w:t xml:space="preserve"> Digital Solutions Philippines</w:t>
+      </w:r>
+      <w:r>
+        <w:rPr>
+          <w:color w:val="747474"/>
+          <w:w w:val="90"/>
+          <w:sz w:val="17"/>
+        </w:rPr>
+        <w:t xml:space="preserve"> (formerly: Collabera Digital)</w:t>
+      </w:r>
+      <w:r>
+        <w:rPr>
+          <w:color w:val="747474"/>
+          <w:w w:val="90"/>
+          <w:sz w:val="17"/>
+        </w:rPr>
+        <w:br/>
+        <w:t xml:space="preserve">Client: </w:t>
+      </w:r>
+      <w:r>
+        <w:rPr>
+          <w:b/>
+          <w:bCs/>
+          <w:color w:val="747474"/>
+          <w:w w:val="90"/>
+          <w:sz w:val="17"/>
+        </w:rPr>
+        <w:t>Security Bank Corporation</w:t>
+      </w:r>
+      <w:r>
+        <w:rPr>
+          <w:b/>
+          <w:bCs/>
+          <w:color w:val="747474"/>
+          <w:w w:val="90"/>
+          <w:sz w:val="17"/>
+        </w:rPr>
+        <w:br/>
+      </w:r>
+      <w:r>
+        <w:rPr>
+          <w:b/>
+          <w:bCs/>
+          <w:color w:val="747474"/>
+          <w:w w:val="90"/>
+          <w:sz w:val="17"/>
+        </w:rPr>
+        <w:br/>
+      </w:r>
+      <w:r>
+        <w:rPr>
+          <w:color w:val="595959" w:themeColor="text1" w:themeTint="A6"/>
+          <w:sz w:val="16"/>
+          <w:szCs w:val="16"/>
+        </w:rPr>
+        <w:t xml:space="preserve">Developing and maintaining </w:t>
+      </w:r>
+      <w:r>
+        <w:rPr>
+          <w:color w:val="595959" w:themeColor="text1" w:themeTint="A6"/>
+          <w:sz w:val="16"/>
+          <w:szCs w:val="16"/>
+        </w:rPr>
+        <w:t>bank</w:t>
+      </w:r>
+      <w:r>
+        <w:rPr>
+          <w:color w:val="595959" w:themeColor="text1" w:themeTint="A6"/>
+          <w:sz w:val="16"/>
+          <w:szCs w:val="16"/>
+        </w:rPr>
+        <w:t xml:space="preserve"> applications for Security Bank, working on both front-end and back-end technologies to support digital banking solutions and enhance user experience.</w:t>
+      </w:r>
+      <w:r>
+        <w:rPr>
           <w:color w:val="595959" w:themeColor="text1" w:themeTint="A6"/>
           <w:w w:val="90"/>
           <w:sz w:val="17"/>
         </w:rPr>
-      </w:pPr>
-      <w:proofErr w:type="spellStart"/>
-      <w:r>
-        <w:rPr>
+        <w:br/>
+      </w:r>
+    </w:p>
+    <w:p>
+      <w:pPr>
+        <w:pStyle w:val="Heading3"/>
+        <w:spacing w:before="63"/>
+        <w:rPr>
+          <w:sz w:val="19"/>
+        </w:rPr>
+      </w:pPr>
+      <w:r>
+        <w:rPr>
+          <w:color w:val="333333"/>
+          <w:w w:val="90"/>
+          <w:sz w:val="19"/>
+        </w:rPr>
+        <w:t>Intermediate PHP</w:t>
+      </w:r>
+      <w:r>
+        <w:rPr>
+          <w:color w:val="333333"/>
+          <w:w w:val="90"/>
+          <w:sz w:val="19"/>
+        </w:rPr>
+        <w:t xml:space="preserve"> Developer</w:t>
+      </w:r>
+    </w:p>
+    <w:p>
+      <w:pPr>
+        <w:spacing w:before="18"/>
+        <w:ind w:left="116"/>
+        <w:rPr>
+          <w:b/>
+          <w:bCs/>
           <w:color w:val="747474"/>
           <w:w w:val="90"/>
           <w:sz w:val="17"/>
         </w:rPr>
-        <w:t>Ascendion</w:t>
-      </w:r>
-      <w:proofErr w:type="spellEnd"/>
+      </w:pPr>
       <w:r>
         <w:rPr>
           <w:color w:val="747474"/>
           <w:w w:val="90"/>
           <w:sz w:val="17"/>
         </w:rPr>
-        <w:t xml:space="preserve"> (formerly: Collabera Digital)</w:t>
-      </w:r>
+        <w:t xml:space="preserve">DYNAMIC STRATEGY SOLUTIONS </w:t>
+      </w:r>
+      <w:proofErr w:type="gramStart"/>
       <w:r>
         <w:rPr>
           <w:color w:val="747474"/>
           <w:w w:val="90"/>
           <w:sz w:val="17"/>
         </w:rPr>
-        <w:br/>
-        <w:t>Client: Security Bank Corporation</w:t>
-      </w:r>
+        <w:t>EXPERTS</w:t>
+      </w:r>
+      <w:proofErr w:type="gramEnd"/>
       <w:r>
         <w:rPr>
           <w:color w:val="747474"/>
           <w:w w:val="90"/>
           <w:sz w:val="17"/>
         </w:rPr>
-        <w:br/>
+        <w:t xml:space="preserve"> CORPORATION</w:t>
       </w:r>
       <w:r>
         <w:rPr>
@@ -3225,88 +3487,37 @@
       </w:r>
       <w:r>
         <w:rPr>
-          <w:color w:val="595959" w:themeColor="text1" w:themeTint="A6"/>
-          <w:sz w:val="16"/>
-          <w:szCs w:val="16"/>
-        </w:rPr>
-        <w:t xml:space="preserve">Developing and maintaining </w:t>
-      </w:r>
-      <w:r>
-        <w:rPr>
-          <w:color w:val="595959" w:themeColor="text1" w:themeTint="A6"/>
-          <w:sz w:val="16"/>
-          <w:szCs w:val="16"/>
-        </w:rPr>
-        <w:t>bank</w:t>
-      </w:r>
-      <w:r>
-        <w:rPr>
-          <w:color w:val="595959" w:themeColor="text1" w:themeTint="A6"/>
-          <w:sz w:val="16"/>
-          <w:szCs w:val="16"/>
-        </w:rPr>
-        <w:t xml:space="preserve"> applications for Security Bank, working on both front-end and back-end technologies to support digital banking solutions and enhance user experience.</w:t>
-      </w:r>
-      <w:r>
-        <w:rPr>
-          <w:color w:val="595959" w:themeColor="text1" w:themeTint="A6"/>
+          <w:color w:val="747474"/>
           <w:w w:val="90"/>
           <w:sz w:val="17"/>
         </w:rPr>
-        <w:br/>
-      </w:r>
+        <w:t xml:space="preserve">Client: </w:t>
+      </w:r>
+      <w:proofErr w:type="spellStart"/>
+      <w:r>
+        <w:rPr>
+          <w:b/>
+          <w:bCs/>
+          <w:color w:val="747474"/>
+          <w:w w:val="90"/>
+          <w:sz w:val="17"/>
+        </w:rPr>
+        <w:t>Longsage</w:t>
+      </w:r>
+      <w:proofErr w:type="spellEnd"/>
     </w:p>
     <w:p>
       <w:pPr>
-        <w:pStyle w:val="Heading3"/>
-        <w:spacing w:before="63"/>
-        <w:rPr>
-          <w:sz w:val="19"/>
-        </w:rPr>
-      </w:pPr>
-      <w:r>
-        <w:rPr>
-          <w:color w:val="333333"/>
-          <w:w w:val="90"/>
-          <w:sz w:val="19"/>
-        </w:rPr>
-        <w:t>Intermediate PHP</w:t>
-      </w:r>
-      <w:r>
-        <w:rPr>
-          <w:color w:val="333333"/>
-          <w:w w:val="90"/>
-          <w:sz w:val="19"/>
-        </w:rPr>
-        <w:t xml:space="preserve"> Developer</w:t>
-      </w:r>
-    </w:p>
-    <w:p>
-      <w:pPr>
         <w:spacing w:before="18"/>
         <w:ind w:left="116"/>
         <w:rPr>
+          <w:b/>
+          <w:bCs/>
           <w:color w:val="747474"/>
           <w:w w:val="90"/>
           <w:sz w:val="17"/>
         </w:rPr>
       </w:pPr>
-      <w:r>
-        <w:rPr>
-          <w:color w:val="747474"/>
-          <w:w w:val="90"/>
-          <w:sz w:val="17"/>
-        </w:rPr>
-        <w:t>DYNAMIC STRATEGY SOLUTIONS EXPERTS CORPORATION</w:t>
-      </w:r>
-      <w:r>
-        <w:rPr>
-          <w:color w:val="747474"/>
-          <w:w w:val="90"/>
-          <w:sz w:val="17"/>
-        </w:rPr>
-        <w:br/>
-      </w:r>
     </w:p>
     <w:p>
       <w:pPr>
@@ -4597,7 +4808,6 @@
           <w:sz w:val="17"/>
         </w:rPr>
       </w:pPr>
-      <w:proofErr w:type="spellStart"/>
       <w:r>
         <w:rPr>
           <w:color w:val="747474"/>
@@ -4606,7 +4816,6 @@
         </w:rPr>
         <w:t>Optimo</w:t>
       </w:r>
-      <w:proofErr w:type="spellEnd"/>
       <w:r>
         <w:rPr>
           <w:color w:val="747474"/>
@@ -5656,6 +5865,62 @@
         <w:rPr>
           <w:sz w:val="20"/>
         </w:rPr>
+      </w:pPr>
+    </w:p>
+    <w:p>
+      <w:pPr>
+        <w:spacing w:line="297" w:lineRule="auto"/>
+        <w:rPr>
+          <w:sz w:val="20"/>
+        </w:rPr>
+      </w:pPr>
+    </w:p>
+    <w:p>
+      <w:pPr>
+        <w:spacing w:line="297" w:lineRule="auto"/>
+        <w:rPr>
+          <w:sz w:val="20"/>
+        </w:rPr>
+      </w:pPr>
+    </w:p>
+    <w:p>
+      <w:pPr>
+        <w:spacing w:line="297" w:lineRule="auto"/>
+        <w:rPr>
+          <w:sz w:val="20"/>
+        </w:rPr>
+      </w:pPr>
+    </w:p>
+    <w:p>
+      <w:pPr>
+        <w:spacing w:line="297" w:lineRule="auto"/>
+        <w:rPr>
+          <w:sz w:val="20"/>
+        </w:rPr>
+      </w:pPr>
+    </w:p>
+    <w:p>
+      <w:pPr>
+        <w:spacing w:line="297" w:lineRule="auto"/>
+        <w:rPr>
+          <w:sz w:val="20"/>
+        </w:rPr>
+      </w:pPr>
+    </w:p>
+    <w:p>
+      <w:pPr>
+        <w:spacing w:line="297" w:lineRule="auto"/>
+        <w:rPr>
+          <w:sz w:val="20"/>
+        </w:rPr>
+      </w:pPr>
+    </w:p>
+    <w:p>
+      <w:pPr>
+        <w:spacing w:line="297" w:lineRule="auto"/>
+        <w:rPr>
+          <w:sz w:val="20"/>
+        </w:rPr>
         <w:sectPr>
           <w:type w:val="continuous"/>
           <w:pgSz w:w="11900" w:h="16840"/>
@@ -6602,49 +6867,6 @@
           <w:sz w:val="16"/>
         </w:rPr>
         <w:t xml:space="preserve"> </w:t>
-      </w:r>
-      <w:r>
-        <w:rPr>
-          <w:color w:val="4B4B4B"/>
-          <w:sz w:val="16"/>
-        </w:rPr>
-        <w:br/>
-      </w:r>
-      <w:r>
-        <w:rPr>
-          <w:color w:val="4B4B4B"/>
-          <w:sz w:val="16"/>
-        </w:rPr>
-        <w:br/>
-      </w:r>
-      <w:r>
-        <w:rPr>
-          <w:color w:val="4B4B4B"/>
-          <w:sz w:val="16"/>
-        </w:rPr>
-        <w:lastRenderedPageBreak/>
-        <w:br/>
-      </w:r>
-      <w:r>
-        <w:rPr>
-          <w:color w:val="4B4B4B"/>
-          <w:sz w:val="16"/>
-        </w:rPr>
-        <w:br/>
-      </w:r>
-      <w:r>
-        <w:rPr>
-          <w:color w:val="4B4B4B"/>
-          <w:sz w:val="16"/>
-        </w:rPr>
-        <w:br/>
-      </w:r>
-      <w:r>
-        <w:rPr>
-          <w:color w:val="4B4B4B"/>
-          <w:sz w:val="16"/>
-        </w:rPr>
-        <w:br/>
       </w:r>
       <w:r>
         <w:rPr>
@@ -7272,15 +7494,6 @@
           <w:sz w:val="24"/>
         </w:rPr>
       </w:pPr>
-    </w:p>
-    <w:p>
-      <w:pPr>
-        <w:pStyle w:val="BodyText"/>
-        <w:spacing w:before="10"/>
-        <w:rPr>
-          <w:sz w:val="24"/>
-        </w:rPr>
-      </w:pPr>
       <w:r>
         <w:rPr>
           <w:noProof/>
@@ -7605,7 +7818,7 @@
                           <pic:cNvPicPr/>
                         </pic:nvPicPr>
                         <pic:blipFill>
-                          <a:blip r:embed="rId15" cstate="print"/>
+                          <a:blip r:embed="rId17" cstate="print"/>
                           <a:stretch>
                             <a:fillRect/>
                           </a:stretch>
@@ -7633,7 +7846,7 @@
                   <v:path arrowok="t"/>
                 </v:shape>
                 <v:shape id="Image 32" o:spid="_x0000_s1028" type="#_x0000_t75" style="position:absolute;left:55562;top:71437;width:174625;height:142875;visibility:visible;mso-wrap-style:square" o:gfxdata="UEsDBBQABgAIAAAAIQDb4fbL7gAAAIUBAAATAAAAW0NvbnRlbnRfVHlwZXNdLnhtbHyQz07DMAyH&#10;70i8Q+QralM4IITa7kDhCAiNB7ASt43WOlEcyvb2pNu4IODoPz9/n1xv9vOkForiPDdwXVagiI23&#10;jocG3rdPxR0oScgWJ8/UwIEENu3lRb09BBKV0ywNjCmFe63FjDSjlD4Q50nv44wpl3HQAc0OB9I3&#10;VXWrjedEnIq03oC27qjHjympx31un0wiTQLq4bS4shrAECZnMGVTvbD9QSnOhDInjzsyuiBXWQP0&#10;r4R18jfgnHvJr4nOknrFmJ5xzhraRtHWf3Kkpfz/yGo5S+H73hkquyhdjr3R8m2lj09svwAAAP//&#10;AwBQSwMEFAAGAAgAAAAhAFr0LFu/AAAAFQEAAAsAAABfcmVscy8ucmVsc2zPwWrDMAwG4Ptg72B0&#10;X5TuUMaI01uh19I+gLGVxCy2jGSy9e1nemrHjpL4P0nD4SetZiPRyNnCruvBUPYcYp4tXC/Htw8w&#10;Wl0ObuVMFm6kcBhfX4Yzra62kC6xqGlKVgtLreUTUf1CyWnHhXKbTCzJ1VbKjMX5LzcTvvf9HuXR&#10;gPHJNKdgQU5hB+ZyK23zHztFL6w81c5zQp6m6P9TMfB3PtPWFCczVQtB9N4U2rp2HOA44NMz4y8A&#10;AAD//wMAUEsDBBQABgAIAAAAIQC7a57YxgAAANsAAAAPAAAAZHJzL2Rvd25yZXYueG1sRI9Ba8JA&#10;FITvBf/D8oTe6kYrJUTXEEoKllakKuLxmX0mabNvQ3ar8d+7QqHHYWa+YeZpbxpxps7VlhWMRxEI&#10;4sLqmksFu+3bUwzCeWSNjWVScCUH6WLwMMdE2wt/0XnjSxEg7BJUUHnfJlK6oiKDbmRb4uCdbGfQ&#10;B9mVUnd4CXDTyEkUvUiDNYeFClt6raj42fwaBflxZZcfn9l3P3WHOH6f5vV+nSv1OOyzGQhPvf8P&#10;/7WXWsHzBO5fwg+QixsAAAD//wMAUEsBAi0AFAAGAAgAAAAhANvh9svuAAAAhQEAABMAAAAAAAAA&#10;AAAAAAAAAAAAAFtDb250ZW50X1R5cGVzXS54bWxQSwECLQAUAAYACAAAACEAWvQsW78AAAAVAQAA&#10;CwAAAAAAAAAAAAAAAAAfAQAAX3JlbHMvLnJlbHNQSwECLQAUAAYACAAAACEAu2ue2MYAAADbAAAA&#10;DwAAAAAAAAAAAAAAAAAHAgAAZHJzL2Rvd25yZXYueG1sUEsFBgAAAAADAAMAtwAAAPoCAAAAAA==&#10;">
-                  <v:imagedata r:id="rId16" o:title=""/>
+                  <v:imagedata r:id="rId18" o:title=""/>
                 </v:shape>
                 <w10:wrap anchorx="page"/>
               </v:group>
@@ -8388,7 +8601,7 @@
                 <v:stroke joinstyle="miter"/>
                 <v:path gradientshapeok="t" o:connecttype="rect"/>
               </v:shapetype>
-              <v:shape id="Textbox 38" o:spid="_x0000_s1026" type="#_x0000_t202" style="position:absolute;margin-left:196.25pt;margin-top:22.8pt;width:278.1pt;height:99.6pt;z-index:-251654144;visibility:visible;mso-wrap-style:square;mso-wrap-distance-left:0;mso-wrap-distance-top:0;mso-wrap-distance-right:0;mso-wrap-distance-bottom:0;mso-position-horizontal:absolute;mso-position-horizontal-relative:page;mso-position-vertical:absolute;mso-position-vertical-relative:text;v-text-anchor:top" o:gfxdata="UEsDBBQABgAIAAAAIQC2gziS/gAAAOEBAAATAAAAW0NvbnRlbnRfVHlwZXNdLnhtbJSRQU7DMBBF&#10;90jcwfIWJU67QAgl6YK0S0CoHGBkTxKLZGx5TGhvj5O2G0SRWNoz/78nu9wcxkFMGNg6quQqL6RA&#10;0s5Y6ir5vt9lD1JwBDIwOMJKHpHlpr69KfdHjyxSmriSfYz+USnWPY7AufNIadK6MEJMx9ApD/oD&#10;OlTrorhX2lFEilmcO2RdNtjC5xDF9pCuTyYBB5bi6bQ4syoJ3g9WQ0ymaiLzg5KdCXlKLjvcW893&#10;SUOqXwnz5DrgnHtJTxOsQfEKIT7DmDSUCaxw7Rqn8787ZsmRM9e2VmPeBN4uqYvTtW7jvijg9N/y&#10;JsXecLq0q+WD6m8AAAD//wMAUEsDBBQABgAIAAAAIQA4/SH/1gAAAJQBAAALAAAAX3JlbHMvLnJl&#10;bHOkkMFqwzAMhu+DvYPRfXGawxijTi+j0GvpHsDYimMaW0Yy2fr2M4PBMnrbUb/Q94l/f/hMi1qR&#10;JVI2sOt6UJgd+ZiDgffL8ekFlFSbvV0oo4EbChzGx4f9GRdb25HMsYhqlCwG5lrLq9biZkxWOiqY&#10;22YiTra2kYMu1l1tQD30/bPm3wwYN0x18gb45AdQl1tp5j/sFB2T0FQ7R0nTNEV3j6o9feQzro1i&#10;OWA14Fm+Q8a1a8+Bvu/d/dMb2JY5uiPbhG/ktn4cqGU/er3pcvwCAAD//wMAUEsDBBQABgAIAAAA&#10;IQANaMNnqwEAAEIDAAAOAAAAZHJzL2Uyb0RvYy54bWysUttu2zAMfR+wfxD0viiXreuMOEUv2DCg&#10;2Aa0+wBZlmKhlqiJSuz8/SjFSYv1rdiLTIvU4Tk8XF+Nrmd7HdGCr/liNudMewWt9dua/378+uGS&#10;M0zSt7IHr2t+0MivNu/frYdQ6SV00Lc6MgLxWA2h5l1KoRICVaedxBkE7SlpIDqZ6DduRRvlQOiu&#10;F8v5/EIMENsQQWlEur07Jvmm4BujVfppDOrE+poTt1TOWM4mn2KzltU2ytBZNdGQb2DhpPXU9Ax1&#10;J5Nku2hfQTmrIiCYNFPgBBhjlS4aSM1i/o+ah04GXbTQcDCcx4T/D1b92P+KzLY1X5FTXjry6FGP&#10;qYGR0Q2NZwhYUdVDoLo03sBINhepGO5BPSGViBc1xwdI1Xkco4kuf0koo4fkwOE8derCFF2uPq0W&#10;l58ppSi3WF58/LIsvojn5yFi+qbBsRzUPJKthYLc32PKBGR1KpnYHAlkXmlsxklGA+2BVAxkd83x&#10;z05GzVn/3dM8826cgngKmlMQU38LZYOyGA/XuwTGls65xRF36kxGFULTUuVNePlfqp5Xf/MXAAD/&#10;/wMAUEsDBBQABgAIAAAAIQCHmVIu4AAAAAoBAAAPAAAAZHJzL2Rvd25yZXYueG1sTI9BT4QwEIXv&#10;Jv6HZky8uUVkEZBhszF6MjHL4sFjoV1olk6Rdnfx31tPepy8L+99U24WM7Kzmp22hHC/ioAp6qzU&#10;1CN8NK93GTDnBUkxWlII38rBprq+KkUh7YVqdd77noUScoVAGLyfCs5dNygj3MpOikJ2sLMRPpxz&#10;z+UsLqHcjDyOopQboSksDGJSz4PqjvuTQdh+Uv2iv97bXX2oddPkEb2lR8Tbm2X7BMyrxf/B8Ksf&#10;1KEKTq09kXRsRHjI43VAEZJ1CiwAeZI9AmsR4iTJgFcl//9C9QMAAP//AwBQSwECLQAUAAYACAAA&#10;ACEAtoM4kv4AAADhAQAAEwAAAAAAAAAAAAAAAAAAAAAAW0NvbnRlbnRfVHlwZXNdLnhtbFBLAQIt&#10;ABQABgAIAAAAIQA4/SH/1gAAAJQBAAALAAAAAAAAAAAAAAAAAC8BAABfcmVscy8ucmVsc1BLAQIt&#10;ABQABgAIAAAAIQANaMNnqwEAAEIDAAAOAAAAAAAAAAAAAAAAAC4CAABkcnMvZTJvRG9jLnhtbFBL&#10;AQItABQABgAIAAAAIQCHmVIu4AAAAAoBAAAPAAAAAAAAAAAAAAAAAAUEAABkcnMvZG93bnJldi54&#10;bWxQSwUGAAAAAAQABADzAAAAEgUAAAAA&#10;" filled="f" stroked="f">
+              <v:shape id="Textbox 38" o:spid="_x0000_s1026" type="#_x0000_t202" style="position:absolute;margin-left:196.25pt;margin-top:22.8pt;width:278.1pt;height:99.6pt;z-index:-251654144;visibility:visible;mso-wrap-style:square;mso-wrap-distance-left:0;mso-wrap-distance-top:0;mso-wrap-distance-right:0;mso-wrap-distance-bottom:0;mso-position-horizontal:absolute;mso-position-horizontal-relative:page;mso-position-vertical:absolute;mso-position-vertical-relative:text;v-text-anchor:top" o:gfxdata="UEsDBBQABgAIAAAAIQC2gziS/gAAAOEBAAATAAAAW0NvbnRlbnRfVHlwZXNdLnhtbJSRQU7DMBBF&#10;90jcwfIWJU67QAgl6YK0S0CoHGBkTxKLZGx5TGhvj5O2G0SRWNoz/78nu9wcxkFMGNg6quQqL6RA&#10;0s5Y6ir5vt9lD1JwBDIwOMJKHpHlpr69KfdHjyxSmriSfYz+USnWPY7AufNIadK6MEJMx9ApD/oD&#10;OlTrorhX2lFEilmcO2RdNtjC5xDF9pCuTyYBB5bi6bQ4syoJ3g9WQ0ymaiLzg5KdCXlKLjvcW893&#10;SUOqXwnz5DrgnHtJTxOsQfEKIT7DmDSUCaxw7Rqn8787ZsmRM9e2VmPeBN4uqYvTtW7jvijg9N/y&#10;JsXecLq0q+WD6m8AAAD//wMAUEsDBBQABgAIAAAAIQA4/SH/1gAAAJQBAAALAAAAX3JlbHMvLnJl&#10;bHOkkMFqwzAMhu+DvYPRfXGawxijTi+j0GvpHsDYimMaW0Yy2fr2M4PBMnrbUb/Q94l/f/hMi1qR&#10;JVI2sOt6UJgd+ZiDgffL8ekFlFSbvV0oo4EbChzGx4f9GRdb25HMsYhqlCwG5lrLq9biZkxWOiqY&#10;22YiTra2kYMu1l1tQD30/bPm3wwYN0x18gb45AdQl1tp5j/sFB2T0FQ7R0nTNEV3j6o9feQzro1i&#10;OWA14Fm+Q8a1a8+Bvu/d/dMb2JY5uiPbhG/ktn4cqGU/er3pcvwCAAD//wMAUEsDBBQABgAIAAAA&#10;IQCYxys2lgEAABwDAAAOAAAAZHJzL2Uyb0RvYy54bWysUsFuEzEQvSPxD5bvjZMUSrvKpipUIKQK&#10;kAof4Hjt7Kprj5lxspu/Z+xuEkRvqBd77Bm/ee+NV7ej78XeInUQarmYzaWwwUDThW0tf/38fHEt&#10;BSUdGt1DsLU8WJK367dvVkOs7BJa6BuLgkECVUOsZZtSrJQi01qvaQbRBk46QK8TH3GrGtQDo/te&#10;LefzKzUANhHBWCK+vX9OynXBd86a9N05skn0tWRuqaxY1k1e1Xqlqy3q2HZmoqH/g4XXXeCmJ6h7&#10;nbTYYfcCyncGgcClmQGvwLnO2KKB1Szm/6h5bHW0RQubQ/FkE70erPm2f4w/UKTxI4w8wCKC4gOY&#10;J2Jv1BCpmmqyp1QRV2eho0Ofd5Yg+CF7ezj5acckDF9evr9cXH/glOHcYnn17mZZHFfn5xEpfbHg&#10;RQ5qiTywQkHvHyhlAro6lkxsnglkKmncjFySww00B1Yx8CBrSb93Gq0U/dfATuWpHwM8BptjgKn/&#10;BOVvZDEB7nYJXFc6n3GnzjyCQmj6LnnGf59L1flTr/8AAAD//wMAUEsDBBQABgAIAAAAIQCHmVIu&#10;4AAAAAoBAAAPAAAAZHJzL2Rvd25yZXYueG1sTI9BT4QwEIXvJv6HZky8uUVkEZBhszF6MjHL4sFj&#10;oV1olk6Rdnfx31tPepy8L+99U24WM7Kzmp22hHC/ioAp6qzU1CN8NK93GTDnBUkxWlII38rBprq+&#10;KkUh7YVqdd77noUScoVAGLyfCs5dNygj3MpOikJ2sLMRPpxzz+UsLqHcjDyOopQboSksDGJSz4Pq&#10;jvuTQdh+Uv2iv97bXX2oddPkEb2lR8Tbm2X7BMyrxf/B8Ksf1KEKTq09kXRsRHjI43VAEZJ1CiwA&#10;eZI9AmsR4iTJgFcl//9C9QMAAP//AwBQSwECLQAUAAYACAAAACEAtoM4kv4AAADhAQAAEwAAAAAA&#10;AAAAAAAAAAAAAAAAW0NvbnRlbnRfVHlwZXNdLnhtbFBLAQItABQABgAIAAAAIQA4/SH/1gAAAJQB&#10;AAALAAAAAAAAAAAAAAAAAC8BAABfcmVscy8ucmVsc1BLAQItABQABgAIAAAAIQCYxys2lgEAABwD&#10;AAAOAAAAAAAAAAAAAAAAAC4CAABkcnMvZTJvRG9jLnhtbFBLAQItABQABgAIAAAAIQCHmVIu4AAA&#10;AAoBAAAPAAAAAAAAAAAAAAAAAPADAABkcnMvZG93bnJldi54bWxQSwUGAAAAAAQABADzAAAA/QQA&#10;AAAA&#10;" filled="f" stroked="f">
                 <v:textbox inset="0,0,0,0">
                   <w:txbxContent>
                     <w:tbl>
@@ -9374,7 +9587,7 @@
                           <pic:cNvPicPr/>
                         </pic:nvPicPr>
                         <pic:blipFill>
-                          <a:blip r:embed="rId17" cstate="print"/>
+                          <a:blip r:embed="rId19" cstate="print"/>
                           <a:stretch>
                             <a:fillRect/>
                           </a:stretch>
@@ -9402,7 +9615,7 @@
                   <v:path arrowok="t"/>
                 </v:shape>
                 <v:shape id="Image 42" o:spid="_x0000_s1028" type="#_x0000_t75" style="position:absolute;left:88900;top:56118;width:127000;height:174069;visibility:visible;mso-wrap-style:square" o:gfxdata="UEsDBBQABgAIAAAAIQDb4fbL7gAAAIUBAAATAAAAW0NvbnRlbnRfVHlwZXNdLnhtbHyQz07DMAyH&#10;70i8Q+QralM4IITa7kDhCAiNB7ASt43WOlEcyvb2pNu4IODoPz9/n1xv9vOkForiPDdwXVagiI23&#10;jocG3rdPxR0oScgWJ8/UwIEENu3lRb09BBKV0ywNjCmFe63FjDSjlD4Q50nv44wpl3HQAc0OB9I3&#10;VXWrjedEnIq03oC27qjHjympx31un0wiTQLq4bS4shrAECZnMGVTvbD9QSnOhDInjzsyuiBXWQP0&#10;r4R18jfgnHvJr4nOknrFmJ5xzhraRtHWf3Kkpfz/yGo5S+H73hkquyhdjr3R8m2lj09svwAAAP//&#10;AwBQSwMEFAAGAAgAAAAhAFr0LFu/AAAAFQEAAAsAAABfcmVscy8ucmVsc2zPwWrDMAwG4Ptg72B0&#10;X5TuUMaI01uh19I+gLGVxCy2jGSy9e1nemrHjpL4P0nD4SetZiPRyNnCruvBUPYcYp4tXC/Htw8w&#10;Wl0ObuVMFm6kcBhfX4Yzra62kC6xqGlKVgtLreUTUf1CyWnHhXKbTCzJ1VbKjMX5LzcTvvf9HuXR&#10;gPHJNKdgQU5hB+ZyK23zHztFL6w81c5zQp6m6P9TMfB3PtPWFCczVQtB9N4U2rp2HOA44NMz4y8A&#10;AAD//wMAUEsDBBQABgAIAAAAIQC/FBpZwgAAANsAAAAPAAAAZHJzL2Rvd25yZXYueG1sRI/BigIx&#10;EETvC/5DaMHbmlFwWUejqKh42cOqH9BM2plg0hknUUe/frMgeCyq6hU1nbfOihs1wXhWMOhnIIgL&#10;rw2XCo6Hzec3iBCRNVrPpOBBAeazzscUc+3v/Eu3fSxFgnDIUUEVY51LGYqKHIa+r4mTd/KNw5hk&#10;U0rd4D3BnZXDLPuSDg2nhQprWlVUnPdXp6DQF/tjrtvd4bnW46V5bKSprVK9bruYgIjUxnf41d5p&#10;BcMR/H9JP0DO/gAAAP//AwBQSwECLQAUAAYACAAAACEA2+H2y+4AAACFAQAAEwAAAAAAAAAAAAAA&#10;AAAAAAAAW0NvbnRlbnRfVHlwZXNdLnhtbFBLAQItABQABgAIAAAAIQBa9CxbvwAAABUBAAALAAAA&#10;AAAAAAAAAAAAAB8BAABfcmVscy8ucmVsc1BLAQItABQABgAIAAAAIQC/FBpZwgAAANsAAAAPAAAA&#10;AAAAAAAAAAAAAAcCAABkcnMvZG93bnJldi54bWxQSwUGAAAAAAMAAwC3AAAA9gIAAAAA&#10;">
-                  <v:imagedata r:id="rId18" o:title=""/>
+                  <v:imagedata r:id="rId20" o:title=""/>
                 </v:shape>
                 <w10:wrap anchorx="page"/>
               </v:group>
@@ -9440,27 +9653,42 @@
         <w:br/>
       </w:r>
     </w:p>
+    <w:p>
+      <w:pPr>
+        <w:pStyle w:val="Heading1"/>
+        <w:shd w:val="clear" w:color="auto" w:fill="FFFFFF" w:themeFill="background1"/>
+        <w:ind w:left="3600"/>
+        <w:jc w:val="left"/>
+        <w:rPr>
+          <w:color w:val="A6A6A6" w:themeColor="background1" w:themeShade="A6"/>
+        </w:rPr>
+      </w:pPr>
+    </w:p>
     <w:tbl>
       <w:tblPr>
         <w:tblStyle w:val="TableGrid"/>
         <w:tblW w:w="0" w:type="auto"/>
         <w:tblInd w:w="3708" w:type="dxa"/>
+        <w:tblBorders>
+          <w:top w:val="none" w:sz="0" w:space="0" w:color="auto"/>
+          <w:left w:val="none" w:sz="0" w:space="0" w:color="auto"/>
+          <w:bottom w:val="none" w:sz="0" w:space="0" w:color="auto"/>
+          <w:right w:val="none" w:sz="0" w:space="0" w:color="auto"/>
+          <w:insideH w:val="none" w:sz="0" w:space="0" w:color="auto"/>
+          <w:insideV w:val="none" w:sz="0" w:space="0" w:color="auto"/>
+        </w:tblBorders>
         <w:tblLook w:val="04A0" w:firstRow="1" w:lastRow="0" w:firstColumn="1" w:lastColumn="0" w:noHBand="0" w:noVBand="1"/>
       </w:tblPr>
       <w:tblGrid>
-        <w:gridCol w:w="2515"/>
-        <w:gridCol w:w="5377"/>
+        <w:gridCol w:w="1957"/>
+        <w:gridCol w:w="2268"/>
+        <w:gridCol w:w="1985"/>
+        <w:gridCol w:w="1672"/>
       </w:tblGrid>
       <w:tr>
         <w:tc>
           <w:tcPr>
-            <w:tcW w:w="2560" w:type="dxa"/>
-            <w:tcBorders>
-              <w:top w:val="nil"/>
-              <w:left w:val="nil"/>
-              <w:bottom w:val="nil"/>
-              <w:right w:val="nil"/>
-            </w:tcBorders>
+            <w:tcW w:w="1957" w:type="dxa"/>
           </w:tcPr>
           <w:p>
             <w:pPr>
@@ -9468,8 +9696,8 @@
               <w:shd w:val="clear" w:color="auto" w:fill="FFFFFF" w:themeFill="background1"/>
               <w:spacing w:before="0" w:after="60"/>
               <w:rPr>
-                <w:rFonts w:ascii="Helvetica" w:eastAsia="Times New Roman" w:hAnsi="Helvetica" w:cs="Helvetica"/>
-                <w:color w:val="A6A6A6" w:themeColor="background1" w:themeShade="A6"/>
+                <w:rFonts w:ascii="Helvetica" w:hAnsi="Helvetica" w:cs="Helvetica"/>
+                <w:color w:val="595959" w:themeColor="text1" w:themeTint="A6"/>
                 <w:spacing w:val="2"/>
               </w:rPr>
             </w:pPr>
@@ -9479,8 +9707,21 @@
                 <w:color w:val="595959" w:themeColor="text1" w:themeTint="A6"/>
                 <w:spacing w:val="2"/>
               </w:rPr>
-              <w:t>Popular Web Development Stack</w:t>
+              <w:t>AI driven development stack</w:t>
             </w:r>
+          </w:p>
+          <w:p>
+            <w:pPr>
+              <w:pStyle w:val="Heading6"/>
+              <w:shd w:val="clear" w:color="auto" w:fill="FFFFFF" w:themeFill="background1"/>
+              <w:spacing w:before="0" w:after="60"/>
+              <w:rPr>
+                <w:rStyle w:val="muitypography-root"/>
+                <w:rFonts w:ascii="Helvetica" w:hAnsi="Helvetica" w:cs="Helvetica"/>
+                <w:color w:val="595959" w:themeColor="text1" w:themeTint="A6"/>
+                <w:spacing w:val="2"/>
+              </w:rPr>
+            </w:pPr>
             <w:r>
               <w:rPr>
                 <w:rStyle w:val="muitypography-root"/>
@@ -9490,9 +9731,29 @@
                 <w:sz w:val="16"/>
                 <w:szCs w:val="16"/>
               </w:rPr>
-              <w:br/>
-              <w:t>WAMP</w:t>
+              <w:t>K</w:t>
             </w:r>
+            <w:r>
+              <w:rPr>
+                <w:rStyle w:val="muitypography-root"/>
+                <w:color w:val="A6A6A6" w:themeColor="background1" w:themeShade="A6"/>
+                <w:sz w:val="16"/>
+                <w:szCs w:val="16"/>
+              </w:rPr>
+              <w:t>iro Dev</w:t>
+            </w:r>
+          </w:p>
+          <w:p>
+            <w:pPr>
+              <w:rPr>
+                <w:rStyle w:val="muitypography-root"/>
+                <w:rFonts w:ascii="Helvetica" w:hAnsi="Helvetica" w:cs="Helvetica"/>
+                <w:color w:val="A6A6A6" w:themeColor="background1" w:themeShade="A6"/>
+                <w:spacing w:val="2"/>
+                <w:sz w:val="16"/>
+                <w:szCs w:val="16"/>
+              </w:rPr>
+            </w:pPr>
             <w:r>
               <w:rPr>
                 <w:rStyle w:val="muitypography-root"/>
@@ -9502,9 +9763,56 @@
                 <w:sz w:val="16"/>
                 <w:szCs w:val="16"/>
               </w:rPr>
-              <w:br/>
-              <w:t>LAMP</w:t>
+              <w:t>GPT API</w:t>
             </w:r>
+          </w:p>
+          <w:p>
+            <w:pPr>
+              <w:rPr>
+                <w:rStyle w:val="muitypography-root"/>
+                <w:rFonts w:ascii="Helvetica" w:hAnsi="Helvetica" w:cs="Helvetica"/>
+                <w:color w:val="A6A6A6" w:themeColor="background1" w:themeShade="A6"/>
+                <w:spacing w:val="2"/>
+                <w:sz w:val="16"/>
+                <w:szCs w:val="16"/>
+              </w:rPr>
+            </w:pPr>
+            <w:r>
+              <w:rPr>
+                <w:rStyle w:val="muitypography-root"/>
+                <w:rFonts w:ascii="Helvetica" w:hAnsi="Helvetica" w:cs="Helvetica"/>
+                <w:color w:val="A6A6A6" w:themeColor="background1" w:themeShade="A6"/>
+                <w:spacing w:val="2"/>
+                <w:sz w:val="16"/>
+                <w:szCs w:val="16"/>
+              </w:rPr>
+              <w:t>LM studio</w:t>
+            </w:r>
+          </w:p>
+          <w:p>
+            <w:pPr>
+              <w:rPr>
+                <w:rStyle w:val="muitypography-root"/>
+                <w:rFonts w:ascii="Helvetica" w:hAnsi="Helvetica" w:cs="Helvetica"/>
+                <w:color w:val="A6A6A6" w:themeColor="background1" w:themeShade="A6"/>
+                <w:spacing w:val="2"/>
+                <w:sz w:val="16"/>
+                <w:szCs w:val="16"/>
+              </w:rPr>
+            </w:pPr>
+            <w:r>
+              <w:rPr>
+                <w:rStyle w:val="muitypography-root"/>
+                <w:rFonts w:ascii="Helvetica" w:hAnsi="Helvetica" w:cs="Helvetica"/>
+                <w:color w:val="A6A6A6" w:themeColor="background1" w:themeShade="A6"/>
+                <w:spacing w:val="2"/>
+                <w:sz w:val="16"/>
+                <w:szCs w:val="16"/>
+              </w:rPr>
+              <w:t>Nano banana</w:t>
+            </w:r>
+          </w:p>
+          <w:p>
             <w:r>
               <w:rPr>
                 <w:rStyle w:val="muitypography-root"/>
@@ -9516,715 +9824,12 @@
               </w:rPr>
               <w:br/>
             </w:r>
-            <w:r>
-              <w:rPr>
-                <w:rStyle w:val="muitypography-root"/>
-                <w:rFonts w:ascii="Helvetica" w:hAnsi="Helvetica" w:cs="Helvetica"/>
-                <w:color w:val="A6A6A6" w:themeColor="background1" w:themeShade="A6"/>
-                <w:spacing w:val="2"/>
-                <w:sz w:val="16"/>
-                <w:szCs w:val="16"/>
-              </w:rPr>
-              <w:t>React</w:t>
-            </w:r>
-            <w:r>
-              <w:rPr>
-                <w:rStyle w:val="muitypography-root"/>
-                <w:rFonts w:ascii="Helvetica" w:hAnsi="Helvetica" w:cs="Helvetica"/>
-                <w:color w:val="A6A6A6" w:themeColor="background1" w:themeShade="A6"/>
-                <w:spacing w:val="2"/>
-                <w:sz w:val="16"/>
-                <w:szCs w:val="16"/>
-              </w:rPr>
-              <w:t xml:space="preserve"> + Laravel</w:t>
-            </w:r>
-            <w:r>
-              <w:rPr>
-                <w:rStyle w:val="muitypography-root"/>
-                <w:rFonts w:ascii="Helvetica" w:hAnsi="Helvetica" w:cs="Helvetica"/>
-                <w:color w:val="A6A6A6" w:themeColor="background1" w:themeShade="A6"/>
-                <w:spacing w:val="2"/>
-                <w:sz w:val="16"/>
-                <w:szCs w:val="16"/>
-              </w:rPr>
-              <w:br/>
-              <w:t xml:space="preserve">React + </w:t>
-            </w:r>
-            <w:proofErr w:type="spellStart"/>
-            <w:r>
-              <w:rPr>
-                <w:rStyle w:val="muitypography-root"/>
-                <w:rFonts w:ascii="Helvetica" w:hAnsi="Helvetica" w:cs="Helvetica"/>
-                <w:color w:val="A6A6A6" w:themeColor="background1" w:themeShade="A6"/>
-                <w:spacing w:val="2"/>
-                <w:sz w:val="16"/>
-                <w:szCs w:val="16"/>
-              </w:rPr>
-              <w:t>ExpressJs</w:t>
-            </w:r>
-            <w:proofErr w:type="spellEnd"/>
-            <w:r>
-              <w:rPr>
-                <w:rStyle w:val="muitypography-root"/>
-                <w:rFonts w:ascii="Helvetica" w:hAnsi="Helvetica" w:cs="Helvetica"/>
-                <w:color w:val="A6A6A6" w:themeColor="background1" w:themeShade="A6"/>
-                <w:spacing w:val="2"/>
-                <w:sz w:val="16"/>
-                <w:szCs w:val="16"/>
-              </w:rPr>
-              <w:t xml:space="preserve"> + </w:t>
-            </w:r>
-            <w:proofErr w:type="spellStart"/>
-            <w:r>
-              <w:rPr>
-                <w:rStyle w:val="muitypography-root"/>
-                <w:rFonts w:ascii="Helvetica" w:hAnsi="Helvetica" w:cs="Helvetica"/>
-                <w:color w:val="A6A6A6" w:themeColor="background1" w:themeShade="A6"/>
-                <w:spacing w:val="2"/>
-                <w:sz w:val="16"/>
-                <w:szCs w:val="16"/>
-              </w:rPr>
-              <w:t>Mysql</w:t>
-            </w:r>
-            <w:proofErr w:type="spellEnd"/>
-            <w:r>
-              <w:rPr>
-                <w:rStyle w:val="muitypography-root"/>
-                <w:rFonts w:ascii="Helvetica" w:hAnsi="Helvetica" w:cs="Helvetica"/>
-                <w:color w:val="A6A6A6" w:themeColor="background1" w:themeShade="A6"/>
-                <w:spacing w:val="2"/>
-                <w:sz w:val="16"/>
-                <w:szCs w:val="16"/>
-              </w:rPr>
-              <w:br/>
-              <w:t xml:space="preserve">React + </w:t>
-            </w:r>
-            <w:proofErr w:type="spellStart"/>
-            <w:r>
-              <w:rPr>
-                <w:rStyle w:val="muitypography-root"/>
-                <w:rFonts w:ascii="Helvetica" w:hAnsi="Helvetica" w:cs="Helvetica"/>
-                <w:color w:val="A6A6A6" w:themeColor="background1" w:themeShade="A6"/>
-                <w:spacing w:val="2"/>
-                <w:sz w:val="16"/>
-                <w:szCs w:val="16"/>
-              </w:rPr>
-              <w:t>ExpressJs</w:t>
-            </w:r>
-            <w:proofErr w:type="spellEnd"/>
-            <w:r>
-              <w:rPr>
-                <w:rStyle w:val="muitypography-root"/>
-                <w:rFonts w:ascii="Helvetica" w:hAnsi="Helvetica" w:cs="Helvetica"/>
-                <w:color w:val="A6A6A6" w:themeColor="background1" w:themeShade="A6"/>
-                <w:spacing w:val="2"/>
-                <w:sz w:val="16"/>
-                <w:szCs w:val="16"/>
-              </w:rPr>
-              <w:t xml:space="preserve"> + MongoDB</w:t>
-            </w:r>
-            <w:r>
-              <w:rPr>
-                <w:rStyle w:val="muitypography-root"/>
-                <w:rFonts w:ascii="Helvetica" w:hAnsi="Helvetica" w:cs="Helvetica"/>
-                <w:color w:val="A6A6A6" w:themeColor="background1" w:themeShade="A6"/>
-                <w:spacing w:val="2"/>
-                <w:sz w:val="16"/>
-                <w:szCs w:val="16"/>
-              </w:rPr>
-              <w:br/>
-              <w:t xml:space="preserve">Bootstrap + Laravel + </w:t>
-            </w:r>
-            <w:proofErr w:type="spellStart"/>
-            <w:r>
-              <w:rPr>
-                <w:rStyle w:val="muitypography-root"/>
-                <w:rFonts w:ascii="Helvetica" w:hAnsi="Helvetica" w:cs="Helvetica"/>
-                <w:color w:val="A6A6A6" w:themeColor="background1" w:themeShade="A6"/>
-                <w:spacing w:val="2"/>
-                <w:sz w:val="16"/>
-                <w:szCs w:val="16"/>
-              </w:rPr>
-              <w:t>Mysql</w:t>
-            </w:r>
-            <w:proofErr w:type="spellEnd"/>
-            <w:r>
-              <w:rPr>
-                <w:rStyle w:val="muitypography-root"/>
-                <w:rFonts w:ascii="Helvetica" w:hAnsi="Helvetica" w:cs="Helvetica"/>
-                <w:color w:val="A6A6A6" w:themeColor="background1" w:themeShade="A6"/>
-                <w:spacing w:val="2"/>
-                <w:sz w:val="16"/>
-                <w:szCs w:val="16"/>
-              </w:rPr>
-              <w:br/>
-            </w:r>
-            <w:r>
-              <w:rPr>
-                <w:rStyle w:val="muitypography-root"/>
-                <w:rFonts w:ascii="Helvetica" w:hAnsi="Helvetica" w:cs="Helvetica"/>
-                <w:color w:val="A6A6A6" w:themeColor="background1" w:themeShade="A6"/>
-                <w:spacing w:val="2"/>
-                <w:sz w:val="16"/>
-                <w:szCs w:val="16"/>
-              </w:rPr>
-              <w:t>PHP</w:t>
-            </w:r>
-            <w:r>
-              <w:rPr>
-                <w:rStyle w:val="muitypography-root"/>
-                <w:rFonts w:ascii="Helvetica" w:hAnsi="Helvetica" w:cs="Helvetica"/>
-                <w:color w:val="A6A6A6" w:themeColor="background1" w:themeShade="A6"/>
-                <w:spacing w:val="2"/>
-                <w:sz w:val="16"/>
-                <w:szCs w:val="16"/>
-              </w:rPr>
-              <w:t xml:space="preserve"> + </w:t>
-            </w:r>
-            <w:proofErr w:type="spellStart"/>
-            <w:r>
-              <w:rPr>
-                <w:rStyle w:val="muitypography-root"/>
-                <w:rFonts w:ascii="Helvetica" w:hAnsi="Helvetica" w:cs="Helvetica"/>
-                <w:color w:val="A6A6A6" w:themeColor="background1" w:themeShade="A6"/>
-                <w:spacing w:val="2"/>
-                <w:sz w:val="16"/>
-                <w:szCs w:val="16"/>
-              </w:rPr>
-              <w:t>mysql</w:t>
-            </w:r>
-            <w:proofErr w:type="spellEnd"/>
-            <w:r>
-              <w:rPr>
-                <w:rStyle w:val="muitypography-root"/>
-                <w:rFonts w:ascii="Helvetica" w:hAnsi="Helvetica" w:cs="Helvetica"/>
-                <w:color w:val="A6A6A6" w:themeColor="background1" w:themeShade="A6"/>
-                <w:spacing w:val="2"/>
-                <w:sz w:val="16"/>
-                <w:szCs w:val="16"/>
-              </w:rPr>
-              <w:t xml:space="preserve"> + </w:t>
-            </w:r>
-            <w:proofErr w:type="spellStart"/>
-            <w:r>
-              <w:rPr>
-                <w:rStyle w:val="muitypography-root"/>
-                <w:rFonts w:ascii="Helvetica" w:hAnsi="Helvetica" w:cs="Helvetica"/>
-                <w:color w:val="A6A6A6" w:themeColor="background1" w:themeShade="A6"/>
-                <w:spacing w:val="2"/>
-                <w:sz w:val="16"/>
-                <w:szCs w:val="16"/>
-              </w:rPr>
-              <w:t>Jquery</w:t>
-            </w:r>
-            <w:proofErr w:type="spellEnd"/>
-            <w:r>
-              <w:rPr>
-                <w:rStyle w:val="muitypography-root"/>
-                <w:rFonts w:ascii="Helvetica" w:hAnsi="Helvetica" w:cs="Helvetica"/>
-                <w:color w:val="A6A6A6" w:themeColor="background1" w:themeShade="A6"/>
-                <w:spacing w:val="2"/>
-                <w:sz w:val="16"/>
-                <w:szCs w:val="16"/>
-              </w:rPr>
-              <w:br/>
-              <w:t xml:space="preserve">Yii2 + React + </w:t>
-            </w:r>
-            <w:proofErr w:type="spellStart"/>
-            <w:r>
-              <w:rPr>
-                <w:rStyle w:val="muitypography-root"/>
-                <w:rFonts w:ascii="Helvetica" w:hAnsi="Helvetica" w:cs="Helvetica"/>
-                <w:color w:val="A6A6A6" w:themeColor="background1" w:themeShade="A6"/>
-                <w:spacing w:val="2"/>
-                <w:sz w:val="16"/>
-                <w:szCs w:val="16"/>
-              </w:rPr>
-              <w:t>mysql</w:t>
-            </w:r>
-            <w:proofErr w:type="spellEnd"/>
-            <w:r>
-              <w:rPr>
-                <w:rStyle w:val="muitypography-root"/>
-                <w:rFonts w:ascii="Helvetica" w:hAnsi="Helvetica" w:cs="Helvetica"/>
-                <w:color w:val="A6A6A6" w:themeColor="background1" w:themeShade="A6"/>
-                <w:spacing w:val="2"/>
-                <w:sz w:val="16"/>
-                <w:szCs w:val="16"/>
-              </w:rPr>
-              <w:br/>
-            </w:r>
-            <w:r>
-              <w:rPr>
-                <w:rStyle w:val="muitypography-root"/>
-                <w:rFonts w:ascii="Helvetica" w:hAnsi="Helvetica" w:cs="Helvetica"/>
-                <w:color w:val="A6A6A6" w:themeColor="background1" w:themeShade="A6"/>
-                <w:spacing w:val="2"/>
-                <w:sz w:val="16"/>
-                <w:szCs w:val="16"/>
-              </w:rPr>
-              <w:t>Laravel</w:t>
-            </w:r>
-            <w:r>
-              <w:rPr>
-                <w:rStyle w:val="muitypography-root"/>
-                <w:rFonts w:ascii="Helvetica" w:hAnsi="Helvetica" w:cs="Helvetica"/>
-                <w:color w:val="A6A6A6" w:themeColor="background1" w:themeShade="A6"/>
-                <w:spacing w:val="2"/>
-                <w:sz w:val="16"/>
-                <w:szCs w:val="16"/>
-              </w:rPr>
-              <w:t xml:space="preserve"> + </w:t>
-            </w:r>
-            <w:r>
-              <w:rPr>
-                <w:rStyle w:val="muitypography-root"/>
-                <w:rFonts w:ascii="Helvetica" w:hAnsi="Helvetica" w:cs="Helvetica"/>
-                <w:color w:val="A6A6A6" w:themeColor="background1" w:themeShade="A6"/>
-                <w:spacing w:val="2"/>
-                <w:sz w:val="16"/>
-                <w:szCs w:val="16"/>
-              </w:rPr>
-              <w:t>Bootstrap</w:t>
-            </w:r>
-            <w:r>
-              <w:rPr>
-                <w:rStyle w:val="muitypography-root"/>
-                <w:rFonts w:ascii="Helvetica" w:hAnsi="Helvetica" w:cs="Helvetica"/>
-                <w:color w:val="A6A6A6" w:themeColor="background1" w:themeShade="A6"/>
-                <w:spacing w:val="2"/>
-                <w:sz w:val="16"/>
-                <w:szCs w:val="16"/>
-              </w:rPr>
-              <w:t xml:space="preserve"> +</w:t>
-            </w:r>
-            <w:r>
-              <w:rPr>
-                <w:rStyle w:val="muitypography-root"/>
-                <w:rFonts w:ascii="Helvetica" w:hAnsi="Helvetica" w:cs="Helvetica"/>
-                <w:color w:val="A6A6A6" w:themeColor="background1" w:themeShade="A6"/>
-                <w:spacing w:val="2"/>
-                <w:sz w:val="16"/>
-                <w:szCs w:val="16"/>
-              </w:rPr>
-              <w:t>jQuery</w:t>
-            </w:r>
-            <w:r>
-              <w:rPr>
-                <w:rStyle w:val="muitypography-root"/>
-                <w:rFonts w:ascii="Helvetica" w:hAnsi="Helvetica" w:cs="Helvetica"/>
-                <w:color w:val="A6A6A6" w:themeColor="background1" w:themeShade="A6"/>
-                <w:spacing w:val="2"/>
-                <w:sz w:val="16"/>
-                <w:szCs w:val="16"/>
-              </w:rPr>
-              <w:t xml:space="preserve"> + </w:t>
-            </w:r>
-            <w:proofErr w:type="spellStart"/>
-            <w:r>
-              <w:rPr>
-                <w:rStyle w:val="muitypography-root"/>
-                <w:rFonts w:ascii="Helvetica" w:hAnsi="Helvetica" w:cs="Helvetica"/>
-                <w:color w:val="A6A6A6" w:themeColor="background1" w:themeShade="A6"/>
-                <w:spacing w:val="2"/>
-                <w:sz w:val="16"/>
-                <w:szCs w:val="16"/>
-              </w:rPr>
-              <w:t>Mysql</w:t>
-            </w:r>
-            <w:proofErr w:type="spellEnd"/>
-            <w:r>
-              <w:rPr>
-                <w:rStyle w:val="muitypography-root"/>
-                <w:rFonts w:ascii="Helvetica" w:hAnsi="Helvetica" w:cs="Helvetica"/>
-                <w:color w:val="A6A6A6" w:themeColor="background1" w:themeShade="A6"/>
-                <w:spacing w:val="2"/>
-                <w:sz w:val="16"/>
-                <w:szCs w:val="16"/>
-              </w:rPr>
-              <w:br/>
-            </w:r>
-            <w:r>
-              <w:rPr>
-                <w:rStyle w:val="muitypography-root"/>
-                <w:rFonts w:ascii="Helvetica" w:hAnsi="Helvetica" w:cs="Helvetica"/>
-                <w:color w:val="A6A6A6" w:themeColor="background1" w:themeShade="A6"/>
-                <w:spacing w:val="2"/>
-                <w:sz w:val="18"/>
-                <w:szCs w:val="18"/>
-              </w:rPr>
-              <w:t xml:space="preserve">PHP + </w:t>
-            </w:r>
-            <w:proofErr w:type="spellStart"/>
-            <w:r>
-              <w:rPr>
-                <w:rStyle w:val="muitypography-root"/>
-                <w:rFonts w:ascii="Helvetica" w:hAnsi="Helvetica" w:cs="Helvetica"/>
-                <w:color w:val="A6A6A6" w:themeColor="background1" w:themeShade="A6"/>
-                <w:spacing w:val="2"/>
-                <w:sz w:val="18"/>
-                <w:szCs w:val="18"/>
-              </w:rPr>
-              <w:t>Postgresql</w:t>
-            </w:r>
-            <w:proofErr w:type="spellEnd"/>
-            <w:r>
-              <w:rPr>
-                <w:rStyle w:val="muitypography-root"/>
-                <w:rFonts w:ascii="Helvetica" w:hAnsi="Helvetica" w:cs="Helvetica"/>
-                <w:color w:val="A6A6A6" w:themeColor="background1" w:themeShade="A6"/>
-                <w:spacing w:val="2"/>
-                <w:sz w:val="18"/>
-                <w:szCs w:val="18"/>
-              </w:rPr>
-              <w:br/>
-            </w:r>
-            <w:proofErr w:type="spellStart"/>
-            <w:r>
-              <w:rPr>
-                <w:rStyle w:val="muitypography-root"/>
-                <w:rFonts w:ascii="Helvetica" w:hAnsi="Helvetica" w:cs="Helvetica"/>
-                <w:color w:val="A6A6A6" w:themeColor="background1" w:themeShade="A6"/>
-                <w:spacing w:val="2"/>
-                <w:sz w:val="18"/>
-                <w:szCs w:val="18"/>
-              </w:rPr>
-              <w:t>Springboot</w:t>
-            </w:r>
-            <w:proofErr w:type="spellEnd"/>
-            <w:r>
-              <w:rPr>
-                <w:rStyle w:val="muitypography-root"/>
-                <w:rFonts w:ascii="Helvetica" w:hAnsi="Helvetica" w:cs="Helvetica"/>
-                <w:color w:val="A6A6A6" w:themeColor="background1" w:themeShade="A6"/>
-                <w:spacing w:val="2"/>
-                <w:sz w:val="18"/>
-                <w:szCs w:val="18"/>
-              </w:rPr>
-              <w:t xml:space="preserve"> + </w:t>
-            </w:r>
-            <w:proofErr w:type="spellStart"/>
-            <w:r>
-              <w:rPr>
-                <w:rStyle w:val="muitypography-root"/>
-                <w:rFonts w:ascii="Helvetica" w:hAnsi="Helvetica" w:cs="Helvetica"/>
-                <w:color w:val="A6A6A6" w:themeColor="background1" w:themeShade="A6"/>
-                <w:spacing w:val="2"/>
-                <w:sz w:val="18"/>
-                <w:szCs w:val="18"/>
-              </w:rPr>
-              <w:t>Postgresql</w:t>
-            </w:r>
-            <w:proofErr w:type="spellEnd"/>
-            <w:r>
-              <w:rPr>
-                <w:rStyle w:val="muitypography-root"/>
-                <w:rFonts w:ascii="Helvetica" w:hAnsi="Helvetica" w:cs="Helvetica"/>
-                <w:color w:val="A6A6A6" w:themeColor="background1" w:themeShade="A6"/>
-                <w:spacing w:val="2"/>
-                <w:sz w:val="18"/>
-                <w:szCs w:val="18"/>
-              </w:rPr>
-              <w:br/>
-            </w:r>
           </w:p>
-          <w:p>
-            <w:pPr>
-              <w:pStyle w:val="Heading6"/>
-              <w:shd w:val="clear" w:color="auto" w:fill="FFFFFF" w:themeFill="background1"/>
-              <w:spacing w:before="0" w:after="60"/>
-              <w:rPr>
-                <w:rFonts w:ascii="Helvetica" w:hAnsi="Helvetica" w:cs="Helvetica"/>
-                <w:color w:val="A6A6A6" w:themeColor="background1" w:themeShade="A6"/>
-                <w:spacing w:val="2"/>
-                <w:sz w:val="16"/>
-                <w:szCs w:val="16"/>
-              </w:rPr>
-            </w:pPr>
-            <w:r>
-              <w:rPr>
-                <w:rFonts w:ascii="Helvetica" w:hAnsi="Helvetica" w:cs="Helvetica"/>
-                <w:color w:val="595959" w:themeColor="text1" w:themeTint="A6"/>
-                <w:spacing w:val="2"/>
-              </w:rPr>
-              <w:t>Dev Tools &amp; Workflow</w:t>
-            </w:r>
-            <w:r>
-              <w:rPr>
-                <w:rFonts w:ascii="Helvetica" w:hAnsi="Helvetica" w:cs="Helvetica"/>
-                <w:color w:val="A6A6A6" w:themeColor="background1" w:themeShade="A6"/>
-                <w:spacing w:val="2"/>
-              </w:rPr>
-              <w:br/>
-            </w:r>
-            <w:r>
-              <w:rPr>
-                <w:rStyle w:val="muitypography-root"/>
-                <w:rFonts w:ascii="Helvetica" w:hAnsi="Helvetica" w:cs="Helvetica"/>
-                <w:color w:val="A6A6A6" w:themeColor="background1" w:themeShade="A6"/>
-                <w:spacing w:val="2"/>
-                <w:sz w:val="16"/>
-                <w:szCs w:val="16"/>
-              </w:rPr>
-              <w:t>Aws S3</w:t>
-            </w:r>
-            <w:r>
-              <w:rPr>
-                <w:rStyle w:val="muitypography-root"/>
-                <w:rFonts w:ascii="Helvetica" w:hAnsi="Helvetica" w:cs="Helvetica"/>
-                <w:color w:val="A6A6A6" w:themeColor="background1" w:themeShade="A6"/>
-                <w:spacing w:val="2"/>
-                <w:sz w:val="16"/>
-                <w:szCs w:val="16"/>
-              </w:rPr>
-              <w:br/>
-            </w:r>
-            <w:r>
-              <w:rPr>
-                <w:rStyle w:val="muitypography-root"/>
-                <w:rFonts w:ascii="Helvetica" w:hAnsi="Helvetica" w:cs="Helvetica"/>
-                <w:color w:val="A6A6A6" w:themeColor="background1" w:themeShade="A6"/>
-                <w:spacing w:val="2"/>
-                <w:sz w:val="16"/>
-                <w:szCs w:val="16"/>
-              </w:rPr>
-              <w:t>Git</w:t>
-            </w:r>
-            <w:r>
-              <w:rPr>
-                <w:rStyle w:val="muitypography-root"/>
-                <w:rFonts w:ascii="Helvetica" w:hAnsi="Helvetica" w:cs="Helvetica"/>
-                <w:color w:val="A6A6A6" w:themeColor="background1" w:themeShade="A6"/>
-                <w:spacing w:val="2"/>
-                <w:sz w:val="16"/>
-                <w:szCs w:val="16"/>
-              </w:rPr>
-              <w:br/>
-              <w:t>Selenium</w:t>
-            </w:r>
-            <w:r>
-              <w:rPr>
-                <w:rStyle w:val="muitypography-root"/>
-                <w:rFonts w:ascii="Helvetica" w:hAnsi="Helvetica" w:cs="Helvetica"/>
-                <w:color w:val="A6A6A6" w:themeColor="background1" w:themeShade="A6"/>
-                <w:spacing w:val="2"/>
-                <w:sz w:val="16"/>
-                <w:szCs w:val="16"/>
-              </w:rPr>
-              <w:br/>
-            </w:r>
-            <w:r>
-              <w:rPr>
-                <w:rStyle w:val="muitypography-root"/>
-                <w:rFonts w:ascii="Helvetica" w:hAnsi="Helvetica" w:cs="Helvetica"/>
-                <w:color w:val="A6A6A6" w:themeColor="background1" w:themeShade="A6"/>
-                <w:spacing w:val="2"/>
-                <w:sz w:val="16"/>
-                <w:szCs w:val="16"/>
-              </w:rPr>
-              <w:t>Bitbucket</w:t>
-            </w:r>
-            <w:r>
-              <w:rPr>
-                <w:rStyle w:val="muitypography-root"/>
-                <w:rFonts w:ascii="Helvetica" w:hAnsi="Helvetica" w:cs="Helvetica"/>
-                <w:color w:val="A6A6A6" w:themeColor="background1" w:themeShade="A6"/>
-                <w:spacing w:val="2"/>
-                <w:sz w:val="16"/>
-                <w:szCs w:val="16"/>
-              </w:rPr>
-              <w:br/>
-            </w:r>
-            <w:r>
-              <w:rPr>
-                <w:rStyle w:val="muitypography-root"/>
-                <w:rFonts w:ascii="Helvetica" w:hAnsi="Helvetica" w:cs="Helvetica"/>
-                <w:color w:val="A6A6A6" w:themeColor="background1" w:themeShade="A6"/>
-                <w:spacing w:val="2"/>
-                <w:sz w:val="16"/>
-                <w:szCs w:val="16"/>
-              </w:rPr>
-              <w:t>SourceTree</w:t>
-            </w:r>
-            <w:r>
-              <w:rPr>
-                <w:rStyle w:val="muitypography-root"/>
-                <w:rFonts w:ascii="Helvetica" w:hAnsi="Helvetica" w:cs="Helvetica"/>
-                <w:color w:val="A6A6A6" w:themeColor="background1" w:themeShade="A6"/>
-                <w:spacing w:val="2"/>
-                <w:sz w:val="16"/>
-                <w:szCs w:val="16"/>
-              </w:rPr>
-              <w:br/>
-            </w:r>
-            <w:r>
-              <w:rPr>
-                <w:rStyle w:val="muitypography-root"/>
-                <w:rFonts w:ascii="Helvetica" w:hAnsi="Helvetica" w:cs="Helvetica"/>
-                <w:color w:val="A6A6A6" w:themeColor="background1" w:themeShade="A6"/>
-                <w:spacing w:val="2"/>
-                <w:sz w:val="16"/>
-                <w:szCs w:val="16"/>
-              </w:rPr>
-              <w:t>Git Kraken</w:t>
-            </w:r>
-            <w:r>
-              <w:rPr>
-                <w:rStyle w:val="muitypography-root"/>
-                <w:rFonts w:ascii="Helvetica" w:hAnsi="Helvetica" w:cs="Helvetica"/>
-                <w:color w:val="A6A6A6" w:themeColor="background1" w:themeShade="A6"/>
-                <w:spacing w:val="2"/>
-                <w:sz w:val="16"/>
-                <w:szCs w:val="16"/>
-              </w:rPr>
-              <w:br/>
-            </w:r>
-            <w:r>
-              <w:rPr>
-                <w:rStyle w:val="muitypography-root"/>
-                <w:rFonts w:ascii="Helvetica" w:hAnsi="Helvetica" w:cs="Helvetica"/>
-                <w:color w:val="A6A6A6" w:themeColor="background1" w:themeShade="A6"/>
-                <w:spacing w:val="2"/>
-                <w:sz w:val="16"/>
-                <w:szCs w:val="16"/>
-              </w:rPr>
-              <w:t>Postman</w:t>
-            </w:r>
-            <w:r>
-              <w:rPr>
-                <w:rStyle w:val="muitypography-root"/>
-                <w:rFonts w:ascii="Helvetica" w:hAnsi="Helvetica" w:cs="Helvetica"/>
-                <w:color w:val="A6A6A6" w:themeColor="background1" w:themeShade="A6"/>
-                <w:spacing w:val="2"/>
-                <w:sz w:val="16"/>
-                <w:szCs w:val="16"/>
-              </w:rPr>
-              <w:br/>
-            </w:r>
-            <w:r>
-              <w:rPr>
-                <w:rStyle w:val="muitypography-root"/>
-                <w:rFonts w:ascii="Helvetica" w:hAnsi="Helvetica" w:cs="Helvetica"/>
-                <w:color w:val="A6A6A6" w:themeColor="background1" w:themeShade="A6"/>
-                <w:spacing w:val="2"/>
-                <w:sz w:val="16"/>
-                <w:szCs w:val="16"/>
-              </w:rPr>
-              <w:t>FTP / SSH / SFTP</w:t>
-            </w:r>
-            <w:r>
-              <w:rPr>
-                <w:rStyle w:val="muitypography-root"/>
-                <w:rFonts w:ascii="Helvetica" w:hAnsi="Helvetica" w:cs="Helvetica"/>
-                <w:color w:val="A6A6A6" w:themeColor="background1" w:themeShade="A6"/>
-                <w:spacing w:val="2"/>
-                <w:sz w:val="16"/>
-                <w:szCs w:val="16"/>
-              </w:rPr>
-              <w:br/>
-            </w:r>
-            <w:r>
-              <w:rPr>
-                <w:rStyle w:val="muitypography-root"/>
-                <w:rFonts w:ascii="Helvetica" w:hAnsi="Helvetica" w:cs="Helvetica"/>
-                <w:color w:val="A6A6A6" w:themeColor="background1" w:themeShade="A6"/>
-                <w:spacing w:val="2"/>
-                <w:sz w:val="16"/>
-                <w:szCs w:val="16"/>
-              </w:rPr>
-              <w:t>Web hosting</w:t>
-            </w:r>
-            <w:r>
-              <w:rPr>
-                <w:rStyle w:val="muitypography-root"/>
-                <w:rFonts w:ascii="Helvetica" w:hAnsi="Helvetica" w:cs="Helvetica"/>
-                <w:color w:val="A6A6A6" w:themeColor="background1" w:themeShade="A6"/>
-                <w:spacing w:val="2"/>
-                <w:sz w:val="16"/>
-                <w:szCs w:val="16"/>
-              </w:rPr>
-              <w:br/>
-            </w:r>
-            <w:proofErr w:type="spellStart"/>
-            <w:r>
-              <w:rPr>
-                <w:rFonts w:ascii="Helvetica" w:hAnsi="Helvetica" w:cs="Helvetica"/>
-                <w:color w:val="A6A6A6" w:themeColor="background1" w:themeShade="A6"/>
-                <w:spacing w:val="2"/>
-                <w:sz w:val="16"/>
-                <w:szCs w:val="16"/>
-              </w:rPr>
-              <w:t>Vscode</w:t>
-            </w:r>
-            <w:proofErr w:type="spellEnd"/>
-            <w:r>
-              <w:rPr>
-                <w:rFonts w:ascii="Helvetica" w:hAnsi="Helvetica" w:cs="Helvetica"/>
-                <w:color w:val="A6A6A6" w:themeColor="background1" w:themeShade="A6"/>
-                <w:spacing w:val="2"/>
-                <w:sz w:val="16"/>
-                <w:szCs w:val="16"/>
-              </w:rPr>
-              <w:br/>
-            </w:r>
-            <w:proofErr w:type="spellStart"/>
-            <w:r>
-              <w:rPr>
-                <w:rFonts w:ascii="Helvetica" w:hAnsi="Helvetica" w:cs="Helvetica"/>
-                <w:color w:val="A6A6A6" w:themeColor="background1" w:themeShade="A6"/>
-                <w:spacing w:val="2"/>
-                <w:sz w:val="16"/>
-                <w:szCs w:val="16"/>
-              </w:rPr>
-              <w:t>Vscode</w:t>
-            </w:r>
-            <w:proofErr w:type="spellEnd"/>
-            <w:r>
-              <w:rPr>
-                <w:rFonts w:ascii="Helvetica" w:hAnsi="Helvetica" w:cs="Helvetica"/>
-                <w:color w:val="A6A6A6" w:themeColor="background1" w:themeShade="A6"/>
-                <w:spacing w:val="2"/>
-                <w:sz w:val="16"/>
-                <w:szCs w:val="16"/>
-              </w:rPr>
-              <w:t xml:space="preserve"> Plugins</w:t>
-            </w:r>
-            <w:bookmarkStart w:id="0" w:name="_GoBack"/>
-            <w:bookmarkEnd w:id="0"/>
-            <w:r>
-              <w:rPr>
-                <w:rFonts w:ascii="Helvetica" w:hAnsi="Helvetica" w:cs="Helvetica"/>
-                <w:color w:val="A6A6A6" w:themeColor="background1" w:themeShade="A6"/>
-                <w:spacing w:val="2"/>
-                <w:sz w:val="16"/>
-                <w:szCs w:val="16"/>
-              </w:rPr>
-              <w:br/>
-              <w:t>Cloud Hosting</w:t>
-            </w:r>
-          </w:p>
-          <w:p>
-            <w:pPr>
-              <w:pStyle w:val="ListParagraph"/>
-              <w:shd w:val="clear" w:color="auto" w:fill="FFFFFF" w:themeFill="background1"/>
-              <w:spacing w:line="480" w:lineRule="auto"/>
-              <w:ind w:left="720"/>
-              <w:rPr>
-                <w:color w:val="A6A6A6" w:themeColor="background1" w:themeShade="A6"/>
-                <w:sz w:val="18"/>
-              </w:rPr>
-            </w:pPr>
-          </w:p>
+          <w:p/>
         </w:tc>
         <w:tc>
           <w:tcPr>
-            <w:tcW w:w="5548" w:type="dxa"/>
-            <w:tcBorders>
-              <w:top w:val="nil"/>
-              <w:left w:val="nil"/>
-              <w:bottom w:val="nil"/>
-              <w:right w:val="nil"/>
-            </w:tcBorders>
+            <w:tcW w:w="2268" w:type="dxa"/>
           </w:tcPr>
           <w:p>
             <w:pPr>
@@ -10233,10 +9838,8 @@
               <w:spacing w:after="60"/>
               <w:rPr>
                 <w:rFonts w:ascii="Helvetica" w:hAnsi="Helvetica" w:cs="Helvetica"/>
-                <w:color w:val="A6A6A6" w:themeColor="background1" w:themeShade="A6"/>
+                <w:color w:val="595959" w:themeColor="text1" w:themeTint="A6"/>
                 <w:spacing w:val="2"/>
-                <w:sz w:val="16"/>
-                <w:szCs w:val="16"/>
               </w:rPr>
             </w:pPr>
             <w:r>
@@ -10250,11 +9853,23 @@
             <w:r>
               <w:rPr>
                 <w:rFonts w:ascii="Helvetica" w:hAnsi="Helvetica" w:cs="Helvetica"/>
-                <w:color w:val="A6A6A6" w:themeColor="background1" w:themeShade="A6"/>
+                <w:color w:val="595959" w:themeColor="text1" w:themeTint="A6"/>
                 <w:spacing w:val="2"/>
               </w:rPr>
-              <w:br/>
+              <w:t xml:space="preserve"> Development</w:t>
             </w:r>
+          </w:p>
+          <w:p>
+            <w:pPr>
+              <w:pStyle w:val="Heading6"/>
+              <w:shd w:val="clear" w:color="auto" w:fill="FFFFFF" w:themeFill="background1"/>
+              <w:spacing w:after="60"/>
+              <w:rPr>
+                <w:rFonts w:ascii="Helvetica" w:hAnsi="Helvetica" w:cs="Helvetica"/>
+                <w:color w:val="595959" w:themeColor="text1" w:themeTint="A6"/>
+                <w:spacing w:val="2"/>
+              </w:rPr>
+            </w:pPr>
             <w:r>
               <w:rPr>
                 <w:rStyle w:val="muitypography-root"/>
@@ -10355,16 +9970,6 @@
                 <w:szCs w:val="16"/>
               </w:rPr>
               <w:br/>
-            </w:r>
-            <w:r>
-              <w:rPr>
-                <w:rStyle w:val="muitypography-root"/>
-                <w:rFonts w:ascii="Helvetica" w:hAnsi="Helvetica" w:cs="Helvetica"/>
-                <w:color w:val="A6A6A6" w:themeColor="background1" w:themeShade="A6"/>
-                <w:spacing w:val="2"/>
-                <w:sz w:val="16"/>
-                <w:szCs w:val="16"/>
-              </w:rPr>
               <w:t>CodeIgniter</w:t>
             </w:r>
             <w:r>
@@ -10377,16 +9982,6 @@
                 <w:szCs w:val="16"/>
               </w:rPr>
               <w:br/>
-            </w:r>
-            <w:r>
-              <w:rPr>
-                <w:rStyle w:val="muitypography-root"/>
-                <w:rFonts w:ascii="Helvetica" w:hAnsi="Helvetica" w:cs="Helvetica"/>
-                <w:color w:val="A6A6A6" w:themeColor="background1" w:themeShade="A6"/>
-                <w:spacing w:val="2"/>
-                <w:sz w:val="16"/>
-                <w:szCs w:val="16"/>
-              </w:rPr>
               <w:t>Yii2</w:t>
             </w:r>
             <w:r>
@@ -10423,37 +10018,24 @@
                 <w:szCs w:val="16"/>
               </w:rPr>
               <w:br/>
-            </w:r>
-            <w:r>
-              <w:rPr>
-                <w:rStyle w:val="muitypography-root"/>
-                <w:rFonts w:ascii="Helvetica" w:hAnsi="Helvetica" w:cs="Helvetica"/>
-                <w:color w:val="A6A6A6" w:themeColor="background1" w:themeShade="A6"/>
-                <w:spacing w:val="2"/>
-                <w:sz w:val="16"/>
-                <w:szCs w:val="16"/>
-              </w:rPr>
               <w:t>Redis</w:t>
             </w:r>
-            <w:r>
+          </w:p>
+        </w:tc>
+        <w:tc>
+          <w:tcPr>
+            <w:tcW w:w="1985" w:type="dxa"/>
+          </w:tcPr>
+          <w:p>
+            <w:pPr>
+              <w:pStyle w:val="Heading6"/>
+              <w:shd w:val="clear" w:color="auto" w:fill="FFFFFF" w:themeFill="background1"/>
+              <w:spacing w:after="60"/>
               <w:rPr>
-                <w:rStyle w:val="muitypography-root"/>
                 <w:rFonts w:ascii="Helvetica" w:hAnsi="Helvetica" w:cs="Helvetica"/>
-                <w:color w:val="A6A6A6" w:themeColor="background1" w:themeShade="A6"/>
-                <w:spacing w:val="2"/>
-                <w:sz w:val="16"/>
-                <w:szCs w:val="16"/>
-              </w:rPr>
-              <w:br/>
-            </w:r>
-            <w:r>
-              <w:rPr>
-                <w:rFonts w:ascii="Helvetica" w:eastAsia="Times New Roman" w:hAnsi="Helvetica" w:cs="Helvetica"/>
-                <w:color w:val="A6A6A6" w:themeColor="background1" w:themeShade="A6"/>
                 <w:spacing w:val="2"/>
               </w:rPr>
-              <w:br/>
-            </w:r>
+            </w:pPr>
             <w:r>
               <w:rPr>
                 <w:rFonts w:ascii="Helvetica" w:hAnsi="Helvetica" w:cs="Helvetica"/>
@@ -10462,22 +10044,20 @@
               </w:rPr>
               <w:t>Frameworks &amp; Libraries</w:t>
             </w:r>
-            <w:r>
+          </w:p>
+          <w:p>
+            <w:pPr>
+              <w:pStyle w:val="Heading6"/>
+              <w:shd w:val="clear" w:color="auto" w:fill="FFFFFF" w:themeFill="background1"/>
+              <w:spacing w:after="60"/>
               <w:rPr>
-                <w:rFonts w:ascii="Times New Roman" w:eastAsia="Times New Roman" w:hAnsi="Symbol" w:cs="Times New Roman"/>
-                <w:sz w:val="24"/>
-                <w:szCs w:val="24"/>
+                <w:rFonts w:ascii="Helvetica" w:hAnsi="Helvetica" w:cs="Helvetica"/>
+                <w:color w:val="A6A6A6" w:themeColor="background1" w:themeShade="A6"/>
+                <w:spacing w:val="2"/>
+                <w:sz w:val="16"/>
+                <w:szCs w:val="16"/>
               </w:rPr>
-              <w:t xml:space="preserve"> </w:t>
-            </w:r>
-            <w:r>
-              <w:rPr>
-                <w:rFonts w:ascii="Times New Roman" w:hAnsi="Symbol" w:cs="Times New Roman"/>
-                <w:sz w:val="24"/>
-                <w:szCs w:val="24"/>
-              </w:rPr>
-              <w:br/>
-            </w:r>
+            </w:pPr>
             <w:r>
               <w:rPr>
                 <w:rFonts w:ascii="Helvetica" w:hAnsi="Helvetica" w:cs="Helvetica"/>
@@ -10749,21 +10329,184 @@
             <w:pPr>
               <w:pStyle w:val="Heading6"/>
               <w:shd w:val="clear" w:color="auto" w:fill="FFFFFF" w:themeFill="background1"/>
+              <w:spacing w:after="60"/>
+              <w:rPr>
+                <w:rFonts w:ascii="Helvetica" w:hAnsi="Helvetica" w:cs="Helvetica"/>
+                <w:color w:val="595959" w:themeColor="text1" w:themeTint="A6"/>
+                <w:spacing w:val="2"/>
+              </w:rPr>
+            </w:pPr>
+          </w:p>
+        </w:tc>
+        <w:tc>
+          <w:tcPr>
+            <w:tcW w:w="1672" w:type="dxa"/>
+          </w:tcPr>
+          <w:p>
+            <w:pPr>
+              <w:pStyle w:val="Heading6"/>
+              <w:shd w:val="clear" w:color="auto" w:fill="FFFFFF" w:themeFill="background1"/>
               <w:spacing w:before="0" w:after="60"/>
               <w:rPr>
-                <w:rFonts w:ascii="Helvetica" w:eastAsia="Times New Roman" w:hAnsi="Helvetica" w:cs="Helvetica"/>
-                <w:color w:val="A6A6A6" w:themeColor="background1" w:themeShade="A6"/>
+                <w:rFonts w:ascii="Helvetica" w:hAnsi="Helvetica" w:cs="Helvetica"/>
+                <w:color w:val="595959" w:themeColor="text1" w:themeTint="A6"/>
                 <w:spacing w:val="2"/>
               </w:rPr>
             </w:pPr>
             <w:r>
               <w:rPr>
                 <w:rFonts w:ascii="Helvetica" w:hAnsi="Helvetica" w:cs="Helvetica"/>
+                <w:color w:val="595959" w:themeColor="text1" w:themeTint="A6"/>
+                <w:spacing w:val="2"/>
+              </w:rPr>
+              <w:t>Automation Engineering</w:t>
+            </w:r>
+          </w:p>
+          <w:p>
+            <w:pPr>
+              <w:pStyle w:val="Heading6"/>
+              <w:shd w:val="clear" w:color="auto" w:fill="FFFFFF" w:themeFill="background1"/>
+              <w:spacing w:before="0" w:after="60"/>
+              <w:rPr>
+                <w:rStyle w:val="muitypography-root"/>
+                <w:rFonts w:ascii="Helvetica" w:hAnsi="Helvetica" w:cs="Helvetica"/>
                 <w:color w:val="A6A6A6" w:themeColor="background1" w:themeShade="A6"/>
                 <w:spacing w:val="2"/>
+                <w:sz w:val="16"/>
+                <w:szCs w:val="16"/>
               </w:rPr>
-              <w:br/>
+            </w:pPr>
+            <w:r>
+              <w:rPr>
+                <w:rStyle w:val="muitypography-root"/>
+                <w:rFonts w:ascii="Helvetica" w:hAnsi="Helvetica" w:cs="Helvetica"/>
+                <w:color w:val="A6A6A6" w:themeColor="background1" w:themeShade="A6"/>
+                <w:spacing w:val="2"/>
+                <w:sz w:val="16"/>
+                <w:szCs w:val="16"/>
+              </w:rPr>
+              <w:t>ZAPIER</w:t>
             </w:r>
+          </w:p>
+          <w:p>
+            <w:pPr>
+              <w:pStyle w:val="Heading6"/>
+              <w:shd w:val="clear" w:color="auto" w:fill="FFFFFF" w:themeFill="background1"/>
+              <w:spacing w:before="0" w:after="60"/>
+              <w:rPr>
+                <w:rStyle w:val="muitypography-root"/>
+                <w:rFonts w:ascii="Helvetica" w:hAnsi="Helvetica" w:cs="Helvetica"/>
+                <w:color w:val="A6A6A6" w:themeColor="background1" w:themeShade="A6"/>
+                <w:spacing w:val="2"/>
+                <w:sz w:val="16"/>
+                <w:szCs w:val="16"/>
+              </w:rPr>
+            </w:pPr>
+            <w:r>
+              <w:rPr>
+                <w:rStyle w:val="muitypography-root"/>
+                <w:rFonts w:ascii="Helvetica" w:hAnsi="Helvetica" w:cs="Helvetica"/>
+                <w:color w:val="A6A6A6" w:themeColor="background1" w:themeShade="A6"/>
+                <w:spacing w:val="2"/>
+                <w:sz w:val="16"/>
+                <w:szCs w:val="16"/>
+              </w:rPr>
+              <w:t>MAKE</w:t>
+            </w:r>
+          </w:p>
+          <w:p>
+            <w:pPr>
+              <w:pStyle w:val="Heading6"/>
+              <w:shd w:val="clear" w:color="auto" w:fill="FFFFFF" w:themeFill="background1"/>
+              <w:spacing w:before="0" w:after="60"/>
+              <w:rPr>
+                <w:rStyle w:val="muitypography-root"/>
+                <w:rFonts w:ascii="Helvetica" w:hAnsi="Helvetica" w:cs="Helvetica"/>
+                <w:color w:val="A6A6A6" w:themeColor="background1" w:themeShade="A6"/>
+                <w:spacing w:val="2"/>
+                <w:sz w:val="16"/>
+                <w:szCs w:val="16"/>
+              </w:rPr>
+            </w:pPr>
+            <w:r>
+              <w:rPr>
+                <w:rStyle w:val="muitypography-root"/>
+                <w:rFonts w:ascii="Helvetica" w:hAnsi="Helvetica" w:cs="Helvetica"/>
+                <w:color w:val="A6A6A6" w:themeColor="background1" w:themeShade="A6"/>
+                <w:spacing w:val="2"/>
+                <w:sz w:val="16"/>
+                <w:szCs w:val="16"/>
+              </w:rPr>
+              <w:t>MONDAY.COM AUTOMATION</w:t>
+            </w:r>
+          </w:p>
+          <w:p>
+            <w:pPr>
+              <w:pStyle w:val="Heading6"/>
+              <w:shd w:val="clear" w:color="auto" w:fill="FFFFFF" w:themeFill="background1"/>
+              <w:spacing w:before="0" w:after="60"/>
+              <w:rPr>
+                <w:rStyle w:val="muitypography-root"/>
+                <w:rFonts w:ascii="Helvetica" w:hAnsi="Helvetica" w:cs="Helvetica"/>
+                <w:color w:val="A6A6A6" w:themeColor="background1" w:themeShade="A6"/>
+                <w:spacing w:val="2"/>
+                <w:sz w:val="16"/>
+                <w:szCs w:val="16"/>
+              </w:rPr>
+            </w:pPr>
+            <w:r>
+              <w:rPr>
+                <w:rStyle w:val="muitypography-root"/>
+                <w:rFonts w:ascii="Helvetica" w:hAnsi="Helvetica" w:cs="Helvetica"/>
+                <w:color w:val="A6A6A6" w:themeColor="background1" w:themeShade="A6"/>
+                <w:spacing w:val="2"/>
+                <w:sz w:val="16"/>
+                <w:szCs w:val="16"/>
+              </w:rPr>
+              <w:t>ELEVENLABS</w:t>
+            </w:r>
+          </w:p>
+          <w:p>
+            <w:pPr>
+              <w:pStyle w:val="Heading6"/>
+              <w:shd w:val="clear" w:color="auto" w:fill="FFFFFF" w:themeFill="background1"/>
+              <w:spacing w:before="0" w:after="60"/>
+              <w:rPr>
+                <w:rFonts w:ascii="Helvetica" w:hAnsi="Helvetica" w:cs="Helvetica"/>
+                <w:color w:val="595959" w:themeColor="text1" w:themeTint="A6"/>
+                <w:spacing w:val="2"/>
+              </w:rPr>
+            </w:pPr>
+            <w:r>
+              <w:rPr>
+                <w:rStyle w:val="muitypography-root"/>
+                <w:rFonts w:ascii="Helvetica" w:hAnsi="Helvetica" w:cs="Helvetica"/>
+                <w:color w:val="A6A6A6" w:themeColor="background1" w:themeShade="A6"/>
+                <w:spacing w:val="2"/>
+                <w:sz w:val="16"/>
+                <w:szCs w:val="16"/>
+              </w:rPr>
+              <w:t>TWILIO</w:t>
+            </w:r>
+          </w:p>
+        </w:tc>
+      </w:tr>
+      <w:tr>
+        <w:tc>
+          <w:tcPr>
+            <w:tcW w:w="1957" w:type="dxa"/>
+          </w:tcPr>
+          <w:p>
+            <w:pPr>
+              <w:pStyle w:val="Heading6"/>
+              <w:shd w:val="clear" w:color="auto" w:fill="FFFFFF" w:themeFill="background1"/>
+              <w:spacing w:after="60"/>
+              <w:rPr>
+                <w:rFonts w:ascii="Helvetica" w:hAnsi="Helvetica" w:cs="Helvetica"/>
+                <w:color w:val="595959" w:themeColor="text1" w:themeTint="A6"/>
+                <w:spacing w:val="2"/>
+              </w:rPr>
+            </w:pPr>
             <w:r>
               <w:rPr>
                 <w:rFonts w:ascii="Helvetica" w:hAnsi="Helvetica" w:cs="Helvetica"/>
@@ -10772,14 +10515,18 @@
               </w:rPr>
               <w:t>Testing &amp; Deployment</w:t>
             </w:r>
-            <w:r>
+          </w:p>
+          <w:p>
+            <w:pPr>
+              <w:pStyle w:val="Heading6"/>
+              <w:shd w:val="clear" w:color="auto" w:fill="FFFFFF" w:themeFill="background1"/>
+              <w:spacing w:before="0" w:after="60"/>
               <w:rPr>
                 <w:rFonts w:ascii="Helvetica" w:hAnsi="Helvetica" w:cs="Helvetica"/>
-                <w:color w:val="A6A6A6" w:themeColor="background1" w:themeShade="A6"/>
+                <w:color w:val="595959" w:themeColor="text1" w:themeTint="A6"/>
                 <w:spacing w:val="2"/>
               </w:rPr>
-              <w:br/>
-            </w:r>
+            </w:pPr>
             <w:r>
               <w:rPr>
                 <w:rStyle w:val="muitypography-root"/>
@@ -10821,6 +10568,7 @@
                 <w:szCs w:val="16"/>
               </w:rPr>
               <w:br/>
+              <w:t>Test Driven Development</w:t>
             </w:r>
             <w:r>
               <w:rPr>
@@ -10831,8 +10579,391 @@
                 <w:sz w:val="16"/>
                 <w:szCs w:val="16"/>
               </w:rPr>
-              <w:t>Test Driven Development</w:t>
+              <w:br/>
+              <w:t>Smart Contract deployment (Remix)</w:t>
             </w:r>
+            <w:r>
+              <w:rPr>
+                <w:rStyle w:val="muitypography-root"/>
+                <w:rFonts w:ascii="Helvetica" w:hAnsi="Helvetica" w:cs="Helvetica"/>
+                <w:color w:val="A6A6A6" w:themeColor="background1" w:themeShade="A6"/>
+                <w:spacing w:val="2"/>
+                <w:sz w:val="16"/>
+                <w:szCs w:val="16"/>
+              </w:rPr>
+              <w:br/>
+              <w:t>Deployment/Hosting</w:t>
+            </w:r>
+            <w:r>
+              <w:rPr>
+                <w:rStyle w:val="muitypography-root"/>
+                <w:rFonts w:ascii="Helvetica" w:hAnsi="Helvetica" w:cs="Helvetica"/>
+                <w:color w:val="A6A6A6" w:themeColor="background1" w:themeShade="A6"/>
+                <w:spacing w:val="2"/>
+                <w:sz w:val="16"/>
+                <w:szCs w:val="16"/>
+              </w:rPr>
+              <w:br/>
+              <w:t>Local server setup for web apps</w:t>
+            </w:r>
+          </w:p>
+        </w:tc>
+        <w:tc>
+          <w:tcPr>
+            <w:tcW w:w="2268" w:type="dxa"/>
+          </w:tcPr>
+          <w:p>
+            <w:pPr>
+              <w:pStyle w:val="Heading6"/>
+              <w:shd w:val="clear" w:color="auto" w:fill="FFFFFF" w:themeFill="background1"/>
+              <w:spacing w:before="0" w:after="60"/>
+              <w:rPr>
+                <w:rFonts w:ascii="Helvetica" w:hAnsi="Helvetica" w:cs="Helvetica"/>
+                <w:color w:val="595959" w:themeColor="text1" w:themeTint="A6"/>
+                <w:spacing w:val="2"/>
+              </w:rPr>
+            </w:pPr>
+            <w:r>
+              <w:rPr>
+                <w:rFonts w:ascii="Helvetica" w:hAnsi="Helvetica" w:cs="Helvetica"/>
+                <w:color w:val="595959" w:themeColor="text1" w:themeTint="A6"/>
+                <w:spacing w:val="2"/>
+              </w:rPr>
+              <w:t>Popular Web Development Stack</w:t>
+            </w:r>
+          </w:p>
+          <w:p>
+            <w:pPr>
+              <w:pStyle w:val="Heading6"/>
+              <w:shd w:val="clear" w:color="auto" w:fill="FFFFFF" w:themeFill="background1"/>
+              <w:spacing w:after="60"/>
+              <w:rPr>
+                <w:rFonts w:ascii="Helvetica" w:hAnsi="Helvetica" w:cs="Helvetica"/>
+                <w:color w:val="595959" w:themeColor="text1" w:themeTint="A6"/>
+                <w:spacing w:val="2"/>
+              </w:rPr>
+            </w:pPr>
+            <w:r>
+              <w:rPr>
+                <w:rStyle w:val="muitypography-root"/>
+                <w:rFonts w:ascii="Helvetica" w:hAnsi="Helvetica" w:cs="Helvetica"/>
+                <w:color w:val="A6A6A6" w:themeColor="background1" w:themeShade="A6"/>
+                <w:spacing w:val="2"/>
+                <w:sz w:val="16"/>
+                <w:szCs w:val="16"/>
+              </w:rPr>
+              <w:t>WAMP</w:t>
+            </w:r>
+            <w:r>
+              <w:rPr>
+                <w:rStyle w:val="muitypography-root"/>
+                <w:rFonts w:ascii="Helvetica" w:hAnsi="Helvetica" w:cs="Helvetica"/>
+                <w:color w:val="A6A6A6" w:themeColor="background1" w:themeShade="A6"/>
+                <w:spacing w:val="2"/>
+                <w:sz w:val="16"/>
+                <w:szCs w:val="16"/>
+              </w:rPr>
+              <w:br/>
+              <w:t>LAMP</w:t>
+            </w:r>
+            <w:r>
+              <w:rPr>
+                <w:rStyle w:val="muitypography-root"/>
+                <w:rFonts w:ascii="Helvetica" w:hAnsi="Helvetica" w:cs="Helvetica"/>
+                <w:color w:val="A6A6A6" w:themeColor="background1" w:themeShade="A6"/>
+                <w:spacing w:val="2"/>
+                <w:sz w:val="16"/>
+                <w:szCs w:val="16"/>
+              </w:rPr>
+              <w:br/>
+              <w:t>React</w:t>
+            </w:r>
+            <w:r>
+              <w:rPr>
+                <w:rStyle w:val="muitypography-root"/>
+                <w:rFonts w:ascii="Helvetica" w:hAnsi="Helvetica" w:cs="Helvetica"/>
+                <w:color w:val="A6A6A6" w:themeColor="background1" w:themeShade="A6"/>
+                <w:spacing w:val="2"/>
+                <w:sz w:val="16"/>
+                <w:szCs w:val="16"/>
+              </w:rPr>
+              <w:t xml:space="preserve"> + Laravel</w:t>
+            </w:r>
+            <w:r>
+              <w:rPr>
+                <w:rStyle w:val="muitypography-root"/>
+                <w:rFonts w:ascii="Helvetica" w:hAnsi="Helvetica" w:cs="Helvetica"/>
+                <w:color w:val="A6A6A6" w:themeColor="background1" w:themeShade="A6"/>
+                <w:spacing w:val="2"/>
+                <w:sz w:val="16"/>
+                <w:szCs w:val="16"/>
+              </w:rPr>
+              <w:br/>
+              <w:t xml:space="preserve">React + </w:t>
+            </w:r>
+            <w:proofErr w:type="spellStart"/>
+            <w:r>
+              <w:rPr>
+                <w:rStyle w:val="muitypography-root"/>
+                <w:rFonts w:ascii="Helvetica" w:hAnsi="Helvetica" w:cs="Helvetica"/>
+                <w:color w:val="A6A6A6" w:themeColor="background1" w:themeShade="A6"/>
+                <w:spacing w:val="2"/>
+                <w:sz w:val="16"/>
+                <w:szCs w:val="16"/>
+              </w:rPr>
+              <w:t>ExpressJs</w:t>
+            </w:r>
+            <w:proofErr w:type="spellEnd"/>
+            <w:r>
+              <w:rPr>
+                <w:rStyle w:val="muitypography-root"/>
+                <w:rFonts w:ascii="Helvetica" w:hAnsi="Helvetica" w:cs="Helvetica"/>
+                <w:color w:val="A6A6A6" w:themeColor="background1" w:themeShade="A6"/>
+                <w:spacing w:val="2"/>
+                <w:sz w:val="16"/>
+                <w:szCs w:val="16"/>
+              </w:rPr>
+              <w:t xml:space="preserve"> + </w:t>
+            </w:r>
+            <w:proofErr w:type="spellStart"/>
+            <w:r>
+              <w:rPr>
+                <w:rStyle w:val="muitypography-root"/>
+                <w:rFonts w:ascii="Helvetica" w:hAnsi="Helvetica" w:cs="Helvetica"/>
+                <w:color w:val="A6A6A6" w:themeColor="background1" w:themeShade="A6"/>
+                <w:spacing w:val="2"/>
+                <w:sz w:val="16"/>
+                <w:szCs w:val="16"/>
+              </w:rPr>
+              <w:t>Mysql</w:t>
+            </w:r>
+            <w:proofErr w:type="spellEnd"/>
+            <w:r>
+              <w:rPr>
+                <w:rStyle w:val="muitypography-root"/>
+                <w:rFonts w:ascii="Helvetica" w:hAnsi="Helvetica" w:cs="Helvetica"/>
+                <w:color w:val="A6A6A6" w:themeColor="background1" w:themeShade="A6"/>
+                <w:spacing w:val="2"/>
+                <w:sz w:val="16"/>
+                <w:szCs w:val="16"/>
+              </w:rPr>
+              <w:br/>
+              <w:t xml:space="preserve">React + </w:t>
+            </w:r>
+            <w:proofErr w:type="spellStart"/>
+            <w:r>
+              <w:rPr>
+                <w:rStyle w:val="muitypography-root"/>
+                <w:rFonts w:ascii="Helvetica" w:hAnsi="Helvetica" w:cs="Helvetica"/>
+                <w:color w:val="A6A6A6" w:themeColor="background1" w:themeShade="A6"/>
+                <w:spacing w:val="2"/>
+                <w:sz w:val="16"/>
+                <w:szCs w:val="16"/>
+              </w:rPr>
+              <w:t>ExpressJs</w:t>
+            </w:r>
+            <w:proofErr w:type="spellEnd"/>
+            <w:r>
+              <w:rPr>
+                <w:rStyle w:val="muitypography-root"/>
+                <w:rFonts w:ascii="Helvetica" w:hAnsi="Helvetica" w:cs="Helvetica"/>
+                <w:color w:val="A6A6A6" w:themeColor="background1" w:themeShade="A6"/>
+                <w:spacing w:val="2"/>
+                <w:sz w:val="16"/>
+                <w:szCs w:val="16"/>
+              </w:rPr>
+              <w:t xml:space="preserve"> + MongoDB</w:t>
+            </w:r>
+            <w:r>
+              <w:rPr>
+                <w:rStyle w:val="muitypography-root"/>
+                <w:rFonts w:ascii="Helvetica" w:hAnsi="Helvetica" w:cs="Helvetica"/>
+                <w:color w:val="A6A6A6" w:themeColor="background1" w:themeShade="A6"/>
+                <w:spacing w:val="2"/>
+                <w:sz w:val="16"/>
+                <w:szCs w:val="16"/>
+              </w:rPr>
+              <w:br/>
+              <w:t xml:space="preserve">Bootstrap + Laravel + </w:t>
+            </w:r>
+            <w:proofErr w:type="spellStart"/>
+            <w:r>
+              <w:rPr>
+                <w:rStyle w:val="muitypography-root"/>
+                <w:rFonts w:ascii="Helvetica" w:hAnsi="Helvetica" w:cs="Helvetica"/>
+                <w:color w:val="A6A6A6" w:themeColor="background1" w:themeShade="A6"/>
+                <w:spacing w:val="2"/>
+                <w:sz w:val="16"/>
+                <w:szCs w:val="16"/>
+              </w:rPr>
+              <w:t>Mysql</w:t>
+            </w:r>
+            <w:proofErr w:type="spellEnd"/>
+            <w:r>
+              <w:rPr>
+                <w:rStyle w:val="muitypography-root"/>
+                <w:rFonts w:ascii="Helvetica" w:hAnsi="Helvetica" w:cs="Helvetica"/>
+                <w:color w:val="A6A6A6" w:themeColor="background1" w:themeShade="A6"/>
+                <w:spacing w:val="2"/>
+                <w:sz w:val="16"/>
+                <w:szCs w:val="16"/>
+              </w:rPr>
+              <w:br/>
+              <w:t>PHP</w:t>
+            </w:r>
+            <w:r>
+              <w:rPr>
+                <w:rStyle w:val="muitypography-root"/>
+                <w:rFonts w:ascii="Helvetica" w:hAnsi="Helvetica" w:cs="Helvetica"/>
+                <w:color w:val="A6A6A6" w:themeColor="background1" w:themeShade="A6"/>
+                <w:spacing w:val="2"/>
+                <w:sz w:val="16"/>
+                <w:szCs w:val="16"/>
+              </w:rPr>
+              <w:t xml:space="preserve"> + </w:t>
+            </w:r>
+            <w:proofErr w:type="spellStart"/>
+            <w:r>
+              <w:rPr>
+                <w:rStyle w:val="muitypography-root"/>
+                <w:rFonts w:ascii="Helvetica" w:hAnsi="Helvetica" w:cs="Helvetica"/>
+                <w:color w:val="A6A6A6" w:themeColor="background1" w:themeShade="A6"/>
+                <w:spacing w:val="2"/>
+                <w:sz w:val="16"/>
+                <w:szCs w:val="16"/>
+              </w:rPr>
+              <w:t>mysql</w:t>
+            </w:r>
+            <w:proofErr w:type="spellEnd"/>
+            <w:r>
+              <w:rPr>
+                <w:rStyle w:val="muitypography-root"/>
+                <w:rFonts w:ascii="Helvetica" w:hAnsi="Helvetica" w:cs="Helvetica"/>
+                <w:color w:val="A6A6A6" w:themeColor="background1" w:themeShade="A6"/>
+                <w:spacing w:val="2"/>
+                <w:sz w:val="16"/>
+                <w:szCs w:val="16"/>
+              </w:rPr>
+              <w:t xml:space="preserve"> + </w:t>
+            </w:r>
+            <w:proofErr w:type="spellStart"/>
+            <w:r>
+              <w:rPr>
+                <w:rStyle w:val="muitypography-root"/>
+                <w:rFonts w:ascii="Helvetica" w:hAnsi="Helvetica" w:cs="Helvetica"/>
+                <w:color w:val="A6A6A6" w:themeColor="background1" w:themeShade="A6"/>
+                <w:spacing w:val="2"/>
+                <w:sz w:val="16"/>
+                <w:szCs w:val="16"/>
+              </w:rPr>
+              <w:t>Jquery</w:t>
+            </w:r>
+            <w:proofErr w:type="spellEnd"/>
+            <w:r>
+              <w:rPr>
+                <w:rStyle w:val="muitypography-root"/>
+                <w:rFonts w:ascii="Helvetica" w:hAnsi="Helvetica" w:cs="Helvetica"/>
+                <w:color w:val="A6A6A6" w:themeColor="background1" w:themeShade="A6"/>
+                <w:spacing w:val="2"/>
+                <w:sz w:val="16"/>
+                <w:szCs w:val="16"/>
+              </w:rPr>
+              <w:br/>
+              <w:t xml:space="preserve">Yii2 + React + </w:t>
+            </w:r>
+            <w:proofErr w:type="spellStart"/>
+            <w:r>
+              <w:rPr>
+                <w:rStyle w:val="muitypography-root"/>
+                <w:rFonts w:ascii="Helvetica" w:hAnsi="Helvetica" w:cs="Helvetica"/>
+                <w:color w:val="A6A6A6" w:themeColor="background1" w:themeShade="A6"/>
+                <w:spacing w:val="2"/>
+                <w:sz w:val="16"/>
+                <w:szCs w:val="16"/>
+              </w:rPr>
+              <w:t>mysql</w:t>
+            </w:r>
+            <w:proofErr w:type="spellEnd"/>
+            <w:r>
+              <w:rPr>
+                <w:rStyle w:val="muitypography-root"/>
+                <w:rFonts w:ascii="Helvetica" w:hAnsi="Helvetica" w:cs="Helvetica"/>
+                <w:color w:val="A6A6A6" w:themeColor="background1" w:themeShade="A6"/>
+                <w:spacing w:val="2"/>
+                <w:sz w:val="16"/>
+                <w:szCs w:val="16"/>
+              </w:rPr>
+              <w:br/>
+              <w:t>Laravel</w:t>
+            </w:r>
+            <w:r>
+              <w:rPr>
+                <w:rStyle w:val="muitypography-root"/>
+                <w:rFonts w:ascii="Helvetica" w:hAnsi="Helvetica" w:cs="Helvetica"/>
+                <w:color w:val="A6A6A6" w:themeColor="background1" w:themeShade="A6"/>
+                <w:spacing w:val="2"/>
+                <w:sz w:val="16"/>
+                <w:szCs w:val="16"/>
+              </w:rPr>
+              <w:t xml:space="preserve"> + </w:t>
+            </w:r>
+            <w:r>
+              <w:rPr>
+                <w:rStyle w:val="muitypography-root"/>
+                <w:rFonts w:ascii="Helvetica" w:hAnsi="Helvetica" w:cs="Helvetica"/>
+                <w:color w:val="A6A6A6" w:themeColor="background1" w:themeShade="A6"/>
+                <w:spacing w:val="2"/>
+                <w:sz w:val="16"/>
+                <w:szCs w:val="16"/>
+              </w:rPr>
+              <w:t>Bootstrap</w:t>
+            </w:r>
+            <w:r>
+              <w:rPr>
+                <w:rStyle w:val="muitypography-root"/>
+                <w:rFonts w:ascii="Helvetica" w:hAnsi="Helvetica" w:cs="Helvetica"/>
+                <w:color w:val="A6A6A6" w:themeColor="background1" w:themeShade="A6"/>
+                <w:spacing w:val="2"/>
+                <w:sz w:val="16"/>
+                <w:szCs w:val="16"/>
+              </w:rPr>
+              <w:t xml:space="preserve"> +</w:t>
+            </w:r>
+            <w:r>
+              <w:rPr>
+                <w:rStyle w:val="muitypography-root"/>
+                <w:rFonts w:ascii="Helvetica" w:hAnsi="Helvetica" w:cs="Helvetica"/>
+                <w:color w:val="A6A6A6" w:themeColor="background1" w:themeShade="A6"/>
+                <w:spacing w:val="2"/>
+                <w:sz w:val="16"/>
+                <w:szCs w:val="16"/>
+              </w:rPr>
+              <w:t>jQuery</w:t>
+            </w:r>
+            <w:r>
+              <w:rPr>
+                <w:rStyle w:val="muitypography-root"/>
+                <w:rFonts w:ascii="Helvetica" w:hAnsi="Helvetica" w:cs="Helvetica"/>
+                <w:color w:val="A6A6A6" w:themeColor="background1" w:themeShade="A6"/>
+                <w:spacing w:val="2"/>
+                <w:sz w:val="16"/>
+                <w:szCs w:val="16"/>
+              </w:rPr>
+              <w:t xml:space="preserve"> + </w:t>
+            </w:r>
+            <w:proofErr w:type="spellStart"/>
+            <w:r>
+              <w:rPr>
+                <w:rStyle w:val="muitypography-root"/>
+                <w:rFonts w:ascii="Helvetica" w:hAnsi="Helvetica" w:cs="Helvetica"/>
+                <w:color w:val="A6A6A6" w:themeColor="background1" w:themeShade="A6"/>
+                <w:spacing w:val="2"/>
+                <w:sz w:val="16"/>
+                <w:szCs w:val="16"/>
+              </w:rPr>
+              <w:t>Mysql</w:t>
+            </w:r>
+            <w:proofErr w:type="spellEnd"/>
             <w:r>
               <w:rPr>
                 <w:rStyle w:val="muitypography-root"/>
@@ -10850,54 +10981,96 @@
                 <w:rFonts w:ascii="Helvetica" w:hAnsi="Helvetica" w:cs="Helvetica"/>
                 <w:color w:val="A6A6A6" w:themeColor="background1" w:themeShade="A6"/>
                 <w:spacing w:val="2"/>
-                <w:sz w:val="16"/>
-                <w:szCs w:val="16"/>
+                <w:sz w:val="18"/>
+                <w:szCs w:val="18"/>
               </w:rPr>
-              <w:t>Smart Contract deployment (Remix)</w:t>
+              <w:t xml:space="preserve">PHP + </w:t>
             </w:r>
+            <w:proofErr w:type="spellStart"/>
             <w:r>
               <w:rPr>
                 <w:rStyle w:val="muitypography-root"/>
                 <w:rFonts w:ascii="Helvetica" w:hAnsi="Helvetica" w:cs="Helvetica"/>
                 <w:color w:val="A6A6A6" w:themeColor="background1" w:themeShade="A6"/>
                 <w:spacing w:val="2"/>
-                <w:sz w:val="16"/>
-                <w:szCs w:val="16"/>
+                <w:sz w:val="18"/>
+                <w:szCs w:val="18"/>
               </w:rPr>
-              <w:br/>
+              <w:t>Postgresql</w:t>
             </w:r>
+            <w:proofErr w:type="spellEnd"/>
             <w:r>
               <w:rPr>
                 <w:rStyle w:val="muitypography-root"/>
                 <w:rFonts w:ascii="Helvetica" w:hAnsi="Helvetica" w:cs="Helvetica"/>
                 <w:color w:val="A6A6A6" w:themeColor="background1" w:themeShade="A6"/>
                 <w:spacing w:val="2"/>
-                <w:sz w:val="16"/>
-                <w:szCs w:val="16"/>
+                <w:sz w:val="18"/>
+                <w:szCs w:val="18"/>
               </w:rPr>
-              <w:t>Deployment/Hosting</w:t>
+              <w:br/>
             </w:r>
+            <w:proofErr w:type="spellStart"/>
             <w:r>
               <w:rPr>
                 <w:rStyle w:val="muitypography-root"/>
                 <w:rFonts w:ascii="Helvetica" w:hAnsi="Helvetica" w:cs="Helvetica"/>
                 <w:color w:val="A6A6A6" w:themeColor="background1" w:themeShade="A6"/>
                 <w:spacing w:val="2"/>
-                <w:sz w:val="16"/>
-                <w:szCs w:val="16"/>
+                <w:sz w:val="18"/>
+                <w:szCs w:val="18"/>
               </w:rPr>
-              <w:br/>
+              <w:t>Springboot</w:t>
             </w:r>
+            <w:proofErr w:type="spellEnd"/>
             <w:r>
               <w:rPr>
                 <w:rStyle w:val="muitypography-root"/>
                 <w:rFonts w:ascii="Helvetica" w:hAnsi="Helvetica" w:cs="Helvetica"/>
                 <w:color w:val="A6A6A6" w:themeColor="background1" w:themeShade="A6"/>
                 <w:spacing w:val="2"/>
-                <w:sz w:val="16"/>
-                <w:szCs w:val="16"/>
+                <w:sz w:val="18"/>
+                <w:szCs w:val="18"/>
               </w:rPr>
-              <w:t>Local server setup for web apps</w:t>
+              <w:t xml:space="preserve"> + </w:t>
+            </w:r>
+            <w:proofErr w:type="spellStart"/>
+            <w:r>
+              <w:rPr>
+                <w:rStyle w:val="muitypography-root"/>
+                <w:rFonts w:ascii="Helvetica" w:hAnsi="Helvetica" w:cs="Helvetica"/>
+                <w:color w:val="A6A6A6" w:themeColor="background1" w:themeShade="A6"/>
+                <w:spacing w:val="2"/>
+                <w:sz w:val="18"/>
+                <w:szCs w:val="18"/>
+              </w:rPr>
+              <w:t>Postgresql</w:t>
+            </w:r>
+            <w:proofErr w:type="spellEnd"/>
+          </w:p>
+        </w:tc>
+        <w:tc>
+          <w:tcPr>
+            <w:tcW w:w="1985" w:type="dxa"/>
+          </w:tcPr>
+          <w:p>
+            <w:pPr>
+              <w:pStyle w:val="Heading6"/>
+              <w:shd w:val="clear" w:color="auto" w:fill="FFFFFF" w:themeFill="background1"/>
+              <w:spacing w:before="0" w:after="60"/>
+              <w:rPr>
+                <w:rFonts w:ascii="Helvetica" w:hAnsi="Helvetica" w:cs="Helvetica"/>
+                <w:color w:val="595959" w:themeColor="text1" w:themeTint="A6"/>
+                <w:spacing w:val="2"/>
+              </w:rPr>
+            </w:pPr>
+            <w:r>
+              <w:rPr>
+                <w:rFonts w:ascii="Helvetica" w:hAnsi="Helvetica" w:cs="Helvetica"/>
+                <w:color w:val="595959" w:themeColor="text1" w:themeTint="A6"/>
+                <w:spacing w:val="2"/>
+              </w:rPr>
+              <w:t>IT &amp; Support</w:t>
             </w:r>
           </w:p>
           <w:p>
@@ -10911,30 +11084,6 @@
                 <w:spacing w:val="2"/>
               </w:rPr>
             </w:pPr>
-            <w:r>
-              <w:rPr>
-                <w:rFonts w:ascii="Helvetica" w:hAnsi="Helvetica" w:cs="Helvetica"/>
-                <w:color w:val="A6A6A6" w:themeColor="background1" w:themeShade="A6"/>
-                <w:spacing w:val="2"/>
-              </w:rPr>
-              <w:br/>
-            </w:r>
-            <w:r>
-              <w:rPr>
-                <w:rFonts w:ascii="Helvetica" w:hAnsi="Helvetica" w:cs="Helvetica"/>
-                <w:color w:val="595959" w:themeColor="text1" w:themeTint="A6"/>
-                <w:spacing w:val="2"/>
-              </w:rPr>
-              <w:t>IT &amp; Support</w:t>
-            </w:r>
-            <w:r>
-              <w:rPr>
-                <w:rFonts w:ascii="Helvetica" w:hAnsi="Helvetica" w:cs="Helvetica"/>
-                <w:color w:val="A6A6A6" w:themeColor="background1" w:themeShade="A6"/>
-                <w:spacing w:val="2"/>
-              </w:rPr>
-              <w:br/>
-            </w:r>
             <w:r>
               <w:rPr>
                 <w:rStyle w:val="muitypography-root"/>
@@ -10956,16 +11105,6 @@
                 <w:szCs w:val="16"/>
               </w:rPr>
               <w:br/>
-            </w:r>
-            <w:r>
-              <w:rPr>
-                <w:rStyle w:val="muitypography-root"/>
-                <w:rFonts w:ascii="Helvetica" w:hAnsi="Helvetica" w:cs="Helvetica"/>
-                <w:color w:val="A6A6A6" w:themeColor="background1" w:themeShade="A6"/>
-                <w:spacing w:val="2"/>
-                <w:sz w:val="16"/>
-                <w:szCs w:val="16"/>
-              </w:rPr>
               <w:t>Basic PC troubleshooting</w:t>
             </w:r>
             <w:r>
@@ -10978,16 +11117,6 @@
                 <w:szCs w:val="16"/>
               </w:rPr>
               <w:br/>
-            </w:r>
-            <w:r>
-              <w:rPr>
-                <w:rStyle w:val="muitypography-root"/>
-                <w:rFonts w:ascii="Helvetica" w:hAnsi="Helvetica" w:cs="Helvetica"/>
-                <w:color w:val="A6A6A6" w:themeColor="background1" w:themeShade="A6"/>
-                <w:spacing w:val="2"/>
-                <w:sz w:val="16"/>
-                <w:szCs w:val="16"/>
-              </w:rPr>
               <w:t>PC formatting and setup</w:t>
             </w:r>
             <w:r>
@@ -11000,31 +11129,47 @@
                 <w:szCs w:val="16"/>
               </w:rPr>
               <w:br/>
-            </w:r>
-            <w:r>
-              <w:rPr>
-                <w:rStyle w:val="muitypography-root"/>
-                <w:rFonts w:ascii="Helvetica" w:hAnsi="Helvetica" w:cs="Helvetica"/>
-                <w:color w:val="A6A6A6" w:themeColor="background1" w:themeShade="A6"/>
-                <w:spacing w:val="2"/>
-                <w:sz w:val="16"/>
-                <w:szCs w:val="16"/>
-              </w:rPr>
               <w:t>Printer networking</w:t>
             </w:r>
           </w:p>
           <w:p>
             <w:pPr>
-              <w:pStyle w:val="ListParagraph"/>
+              <w:pStyle w:val="Heading6"/>
               <w:shd w:val="clear" w:color="auto" w:fill="FFFFFF" w:themeFill="background1"/>
-              <w:tabs>
-                <w:tab w:val="left" w:pos="6607"/>
-              </w:tabs>
-              <w:spacing w:before="26" w:line="422" w:lineRule="auto"/>
-              <w:ind w:left="720" w:right="3565"/>
+              <w:spacing w:after="60"/>
               <w:rPr>
+                <w:rFonts w:ascii="Helvetica" w:hAnsi="Helvetica" w:cs="Helvetica"/>
+                <w:color w:val="595959" w:themeColor="text1" w:themeTint="A6"/>
+                <w:spacing w:val="2"/>
+              </w:rPr>
+            </w:pPr>
+          </w:p>
+        </w:tc>
+        <w:tc>
+          <w:tcPr>
+            <w:tcW w:w="1672" w:type="dxa"/>
+          </w:tcPr>
+          <w:p>
+            <w:pPr>
+              <w:pStyle w:val="Heading6"/>
+              <w:shd w:val="clear" w:color="auto" w:fill="FFFFFF" w:themeFill="background1"/>
+              <w:spacing w:before="0" w:after="60"/>
+              <w:rPr>
+                <w:rFonts w:ascii="Helvetica" w:eastAsia="Times New Roman" w:hAnsi="Helvetica" w:cs="Helvetica"/>
                 <w:color w:val="A6A6A6" w:themeColor="background1" w:themeShade="A6"/>
-                <w:sz w:val="18"/>
+                <w:spacing w:val="2"/>
+              </w:rPr>
+            </w:pPr>
+          </w:p>
+          <w:p>
+            <w:pPr>
+              <w:pStyle w:val="Heading6"/>
+              <w:shd w:val="clear" w:color="auto" w:fill="FFFFFF" w:themeFill="background1"/>
+              <w:spacing w:before="0" w:after="60"/>
+              <w:rPr>
+                <w:rFonts w:ascii="Helvetica" w:hAnsi="Helvetica" w:cs="Helvetica"/>
+                <w:color w:val="595959" w:themeColor="text1" w:themeTint="A6"/>
+                <w:spacing w:val="2"/>
               </w:rPr>
             </w:pPr>
           </w:p>
@@ -11069,52 +11214,9 @@
         </w:tabs>
         <w:spacing w:before="26" w:line="422" w:lineRule="auto"/>
         <w:ind w:right="3565"/>
-        <w:rPr>
-          <w:sz w:val="17"/>
-        </w:rPr>
-      </w:pPr>
-    </w:p>
-    <w:p>
-      <w:pPr>
-        <w:pStyle w:val="BodyText"/>
-        <w:spacing w:before="10"/>
-        <w:rPr>
-          <w:rFonts w:ascii="Trebuchet MS"/>
-          <w:b/>
-          <w:sz w:val="25"/>
-        </w:rPr>
-      </w:pPr>
-    </w:p>
-    <w:p>
-      <w:pPr>
-        <w:pStyle w:val="BodyText"/>
-        <w:spacing w:before="10"/>
-        <w:rPr>
-          <w:rFonts w:ascii="Trebuchet MS"/>
-          <w:b/>
-          <w:sz w:val="25"/>
-        </w:rPr>
-      </w:pPr>
-    </w:p>
-    <w:p>
-      <w:pPr>
-        <w:pStyle w:val="BodyText"/>
-        <w:spacing w:before="10"/>
-        <w:rPr>
-          <w:rFonts w:ascii="Trebuchet MS"/>
-          <w:b/>
-          <w:sz w:val="25"/>
-        </w:rPr>
-      </w:pPr>
-    </w:p>
-    <w:p>
-      <w:pPr>
-        <w:pStyle w:val="BodyText"/>
-        <w:spacing w:before="10"/>
-        <w:rPr>
-          <w:rFonts w:ascii="Trebuchet MS"/>
-          <w:b/>
-          <w:sz w:val="25"/>
+        <w:jc w:val="both"/>
+        <w:rPr>
+          <w:sz w:val="19"/>
         </w:rPr>
       </w:pPr>
     </w:p>
@@ -11142,7 +11244,7 @@
 </file>
 
 <file path=word/numbering.xml><?xml version="1.0" encoding="utf-8"?>
-<w:numbering xmlns:wpc="http://schemas.microsoft.com/office/word/2010/wordprocessingCanvas" xmlns:cx="http://schemas.microsoft.com/office/drawing/2014/chartex" xmlns:cx1="http://schemas.microsoft.com/office/drawing/2015/9/8/chartex" xmlns:cx2="http://schemas.microsoft.com/office/drawing/2015/10/21/chartex" xmlns:cx3="http://schemas.microsoft.com/office/drawing/2016/5/9/chartex" xmlns:cx4="http://schemas.microsoft.com/office/drawing/2016/5/10/chartex" xmlns:cx5="http://schemas.microsoft.com/office/drawing/2016/5/11/chartex" xmlns:cx6="http://schemas.microsoft.com/office/drawing/2016/5/12/chartex" xmlns:cx7="http://schemas.microsoft.com/office/drawing/2016/5/13/chartex" xmlns:cx8="http://schemas.microsoft.com/office/drawing/2016/5/14/chartex" xmlns:mc="http://schemas.openxmlformats.org/markup-compatibility/2006" xmlns:aink="http://schemas.microsoft.com/office/drawing/2016/ink" xmlns:am3d="http://schemas.microsoft.com/office/drawing/2017/model3d" xmlns:o="urn:schemas-microsoft-com:office:office" xmlns:r="http://schemas.openxmlformats.org/officeDocument/2006/relationships" xmlns:m="http://schemas.openxmlformats.org/officeDocument/2006/math" xmlns:v="urn:schemas-microsoft-com:vml" xmlns:wp14="http://schemas.microsoft.com/office/word/2010/wordprocessingDrawing" xmlns:wp="http://schemas.openxmlformats.org/drawingml/2006/wordprocessingDrawing" xmlns:w10="urn:schemas-microsoft-com:office:word" xmlns:w="http://schemas.openxmlformats.org/wordprocessingml/2006/main" xmlns:w14="http://schemas.microsoft.com/office/word/2010/wordml" xmlns:w15="http://schemas.microsoft.com/office/word/2012/wordml" xmlns:w16cid="http://schemas.microsoft.com/office/word/2016/wordml/cid" xmlns:w16se="http://schemas.microsoft.com/office/word/2015/wordml/symex" xmlns:wpg="http://schemas.microsoft.com/office/word/2010/wordprocessingGroup" xmlns:wpi="http://schemas.microsoft.com/office/word/2010/wordprocessingInk" xmlns:wne="http://schemas.microsoft.com/office/word/2006/wordml" xmlns:wps="http://schemas.microsoft.com/office/word/2010/wordprocessingShape" mc:Ignorable="w14 w15 w16se w16cid wp14">
+<w:numbering xmlns:wpc="http://schemas.microsoft.com/office/word/2010/wordprocessingCanvas" xmlns:cx="http://schemas.microsoft.com/office/drawing/2014/chartex" xmlns:cx1="http://schemas.microsoft.com/office/drawing/2015/9/8/chartex" xmlns:cx2="http://schemas.microsoft.com/office/drawing/2015/10/21/chartex" xmlns:cx3="http://schemas.microsoft.com/office/drawing/2016/5/9/chartex" xmlns:cx4="http://schemas.microsoft.com/office/drawing/2016/5/10/chartex" xmlns:cx5="http://schemas.microsoft.com/office/drawing/2016/5/11/chartex" xmlns:cx6="http://schemas.microsoft.com/office/drawing/2016/5/12/chartex" xmlns:cx7="http://schemas.microsoft.com/office/drawing/2016/5/13/chartex" xmlns:cx8="http://schemas.microsoft.com/office/drawing/2016/5/14/chartex" xmlns:mc="http://schemas.openxmlformats.org/markup-compatibility/2006" xmlns:aink="http://schemas.microsoft.com/office/drawing/2016/ink" xmlns:am3d="http://schemas.microsoft.com/office/drawing/2017/model3d" xmlns:o="urn:schemas-microsoft-com:office:office" xmlns:oel="http://schemas.microsoft.com/office/2019/extlst" xmlns:r="http://schemas.openxmlformats.org/officeDocument/2006/relationships" xmlns:m="http://schemas.openxmlformats.org/officeDocument/2006/math" xmlns:v="urn:schemas-microsoft-com:vml" xmlns:wp14="http://schemas.microsoft.com/office/word/2010/wordprocessingDrawing" xmlns:wp="http://schemas.openxmlformats.org/drawingml/2006/wordprocessingDrawing" xmlns:w10="urn:schemas-microsoft-com:office:word" xmlns:w="http://schemas.openxmlformats.org/wordprocessingml/2006/main" xmlns:w14="http://schemas.microsoft.com/office/word/2010/wordml" xmlns:w15="http://schemas.microsoft.com/office/word/2012/wordml" xmlns:w16cex="http://schemas.microsoft.com/office/word/2018/wordml/cex" xmlns:w16cid="http://schemas.microsoft.com/office/word/2016/wordml/cid" xmlns:w16="http://schemas.microsoft.com/office/word/2018/wordml" xmlns:w16du="http://schemas.microsoft.com/office/word/2023/wordml/word16du" xmlns:w16sdtdh="http://schemas.microsoft.com/office/word/2020/wordml/sdtdatahash" xmlns:w16sdtfl="http://schemas.microsoft.com/office/word/2024/wordml/sdtformatlock" xmlns:w16se="http://schemas.microsoft.com/office/word/2015/wordml/symex" xmlns:wpg="http://schemas.microsoft.com/office/word/2010/wordprocessingGroup" xmlns:wpi="http://schemas.microsoft.com/office/word/2010/wordprocessingInk" xmlns:wne="http://schemas.microsoft.com/office/word/2006/wordml" xmlns:wps="http://schemas.microsoft.com/office/word/2010/wordprocessingShape" mc:Ignorable="w14 w15 w16se w16cid w16 w16cex w16sdtdh w16sdtfl w16du wp14">
   <w:abstractNum w:abstractNumId="0" w15:restartNumberingAfterBreak="0">
     <w:nsid w:val="137F1DA3"/>
     <w:multiLevelType w:val="multilevel"/>
@@ -12226,35 +12328,35 @@
       </w:rPr>
     </w:lvl>
   </w:abstractNum>
-  <w:num w:numId="1">
+  <w:num w:numId="1" w16cid:durableId="887492176">
     <w:abstractNumId w:val="1"/>
   </w:num>
-  <w:num w:numId="2">
+  <w:num w:numId="2" w16cid:durableId="282659753">
     <w:abstractNumId w:val="4"/>
   </w:num>
-  <w:num w:numId="3">
+  <w:num w:numId="3" w16cid:durableId="866064826">
     <w:abstractNumId w:val="7"/>
   </w:num>
-  <w:num w:numId="4">
+  <w:num w:numId="4" w16cid:durableId="1042363475">
     <w:abstractNumId w:val="0"/>
   </w:num>
-  <w:num w:numId="5">
+  <w:num w:numId="5" w16cid:durableId="698438285">
     <w:abstractNumId w:val="3"/>
   </w:num>
-  <w:num w:numId="6">
+  <w:num w:numId="6" w16cid:durableId="633758775">
     <w:abstractNumId w:val="6"/>
   </w:num>
-  <w:num w:numId="7">
+  <w:num w:numId="7" w16cid:durableId="1859853532">
     <w:abstractNumId w:val="2"/>
   </w:num>
-  <w:num w:numId="8">
+  <w:num w:numId="8" w16cid:durableId="1696223327">
     <w:abstractNumId w:val="5"/>
   </w:num>
 </w:numbering>
 </file>
 
 <file path=word/styles.xml><?xml version="1.0" encoding="utf-8"?>
-<w:styles xmlns:mc="http://schemas.openxmlformats.org/markup-compatibility/2006" xmlns:r="http://schemas.openxmlformats.org/officeDocument/2006/relationships" xmlns:w="http://schemas.openxmlformats.org/wordprocessingml/2006/main" xmlns:w14="http://schemas.microsoft.com/office/word/2010/wordml" xmlns:w15="http://schemas.microsoft.com/office/word/2012/wordml" xmlns:w16cid="http://schemas.microsoft.com/office/word/2016/wordml/cid" xmlns:w16se="http://schemas.microsoft.com/office/word/2015/wordml/symex" mc:Ignorable="w14 w15 w16se w16cid">
+<w:styles xmlns:mc="http://schemas.openxmlformats.org/markup-compatibility/2006" xmlns:r="http://schemas.openxmlformats.org/officeDocument/2006/relationships" xmlns:w="http://schemas.openxmlformats.org/wordprocessingml/2006/main" xmlns:w14="http://schemas.microsoft.com/office/word/2010/wordml" xmlns:w15="http://schemas.microsoft.com/office/word/2012/wordml" xmlns:w16cex="http://schemas.microsoft.com/office/word/2018/wordml/cex" xmlns:w16cid="http://schemas.microsoft.com/office/word/2016/wordml/cid" xmlns:w16="http://schemas.microsoft.com/office/word/2018/wordml" xmlns:w16du="http://schemas.microsoft.com/office/word/2023/wordml/word16du" xmlns:w16sdtdh="http://schemas.microsoft.com/office/word/2020/wordml/sdtdatahash" xmlns:w16sdtfl="http://schemas.microsoft.com/office/word/2024/wordml/sdtformatlock" xmlns:w16se="http://schemas.microsoft.com/office/word/2015/wordml/symex" mc:Ignorable="w14 w15 w16se w16cid w16 w16cex w16sdtdh w16sdtfl w16du">
   <w:docDefaults>
     <w:rPrDefault>
       <w:rPr>
@@ -12272,7 +12374,7 @@
       </w:pPr>
     </w:pPrDefault>
   </w:docDefaults>
-  <w:latentStyles w:defLockedState="0" w:defUIPriority="99" w:defSemiHidden="0" w:defUnhideWhenUsed="0" w:defQFormat="0" w:count="375">
+  <w:latentStyles w:defLockedState="0" w:defUIPriority="99" w:defSemiHidden="0" w:defUnhideWhenUsed="0" w:defQFormat="0" w:count="376">
     <w:lsdException w:name="Normal" w:uiPriority="0" w:qFormat="1"/>
     <w:lsdException w:name="heading 1" w:uiPriority="9" w:qFormat="1"/>
     <w:lsdException w:name="heading 2" w:semiHidden="1" w:uiPriority="9" w:unhideWhenUsed="1" w:qFormat="1"/>
@@ -12648,6 +12750,7 @@
     <w:lsdException w:name="Smart Hyperlink" w:semiHidden="1" w:unhideWhenUsed="1"/>
     <w:lsdException w:name="Hashtag" w:semiHidden="1" w:unhideWhenUsed="1"/>
     <w:lsdException w:name="Unresolved Mention" w:semiHidden="1" w:unhideWhenUsed="1"/>
+    <w:lsdException w:name="Smart Link" w:semiHidden="1" w:unhideWhenUsed="1"/>
   </w:latentStyles>
   <w:style w:type="paragraph" w:default="1" w:styleId="Normal">
     <w:name w:val="Normal"/>
@@ -12753,7 +12856,6 @@
   <w:style w:type="character" w:default="1" w:styleId="DefaultParagraphFont">
     <w:name w:val="Default Paragraph Font"/>
     <w:uiPriority w:val="1"/>
-    <w:semiHidden/>
     <w:unhideWhenUsed/>
   </w:style>
   <w:style w:type="table" w:default="1" w:styleId="TableNormal">
@@ -13188,4 +13290,16 @@
   <a:objectDefaults/>
   <a:extraClrSchemeLst/>
 </a:theme>
+</file>
+
+<file path=customXml/item1.xml><?xml version="1.0" encoding="utf-8"?>
+<b:Sources xmlns:b="http://schemas.openxmlformats.org/officeDocument/2006/bibliography" xmlns="http://schemas.openxmlformats.org/officeDocument/2006/bibliography" SelectedStyle="\APASixthEditionOfficeOnline.xsl" StyleName="APA" Version="6"/>
+</file>
+
+<file path=customXml/itemProps1.xml><?xml version="1.0" encoding="utf-8"?>
+<ds:datastoreItem xmlns:ds="http://schemas.openxmlformats.org/officeDocument/2006/customXml" ds:itemID="{25CBB61C-87BB-4816-B868-61B8F399E62C}">
+  <ds:schemaRefs>
+    <ds:schemaRef ds:uri="http://schemas.openxmlformats.org/officeDocument/2006/bibliography"/>
+  </ds:schemaRefs>
+</ds:datastoreItem>
 </file>
--- a/v2/src/assets/resume/Mark_Valles.docx
+++ b/v2/src/assets/resume/Mark_Valles.docx
@@ -3484,13 +3484,6 @@
           <w:sz w:val="17"/>
         </w:rPr>
         <w:br/>
-      </w:r>
-      <w:r>
-        <w:rPr>
-          <w:color w:val="747474"/>
-          <w:w w:val="90"/>
-          <w:sz w:val="17"/>
-        </w:rPr>
         <w:t xml:space="preserve">Client: </w:t>
       </w:r>
       <w:proofErr w:type="spellStart"/>
@@ -10052,6 +10045,74 @@
               <w:spacing w:after="60"/>
               <w:rPr>
                 <w:rFonts w:ascii="Helvetica" w:hAnsi="Helvetica" w:cs="Helvetica"/>
+                <w:b/>
+                <w:bCs/>
+                <w:color w:val="A6A6A6" w:themeColor="background1" w:themeShade="A6"/>
+                <w:spacing w:val="2"/>
+                <w:sz w:val="16"/>
+                <w:szCs w:val="16"/>
+              </w:rPr>
+            </w:pPr>
+            <w:proofErr w:type="spellStart"/>
+            <w:r>
+              <w:rPr>
+                <w:rFonts w:ascii="Helvetica" w:hAnsi="Helvetica" w:cs="Helvetica"/>
+                <w:b/>
+                <w:bCs/>
+                <w:color w:val="A6A6A6" w:themeColor="background1" w:themeShade="A6"/>
+                <w:spacing w:val="2"/>
+                <w:sz w:val="16"/>
+                <w:szCs w:val="16"/>
+              </w:rPr>
+              <w:t>ProcessMaker</w:t>
+            </w:r>
+            <w:proofErr w:type="spellEnd"/>
+            <w:r>
+              <w:rPr>
+                <w:rFonts w:ascii="Helvetica" w:hAnsi="Helvetica" w:cs="Helvetica"/>
+                <w:b/>
+                <w:bCs/>
+                <w:color w:val="A6A6A6" w:themeColor="background1" w:themeShade="A6"/>
+                <w:spacing w:val="2"/>
+                <w:sz w:val="16"/>
+                <w:szCs w:val="16"/>
+              </w:rPr>
+              <w:t xml:space="preserve"> – </w:t>
+            </w:r>
+            <w:proofErr w:type="spellStart"/>
+            <w:r>
+              <w:rPr>
+                <w:rFonts w:ascii="Helvetica" w:hAnsi="Helvetica" w:cs="Helvetica"/>
+                <w:b/>
+                <w:bCs/>
+                <w:color w:val="A6A6A6" w:themeColor="background1" w:themeShade="A6"/>
+                <w:spacing w:val="2"/>
+                <w:sz w:val="16"/>
+                <w:szCs w:val="16"/>
+              </w:rPr>
+              <w:t>lowcode</w:t>
+            </w:r>
+            <w:proofErr w:type="spellEnd"/>
+            <w:r>
+              <w:rPr>
+                <w:rFonts w:ascii="Helvetica" w:hAnsi="Helvetica" w:cs="Helvetica"/>
+                <w:b/>
+                <w:bCs/>
+                <w:color w:val="A6A6A6" w:themeColor="background1" w:themeShade="A6"/>
+                <w:spacing w:val="2"/>
+                <w:sz w:val="16"/>
+                <w:szCs w:val="16"/>
+              </w:rPr>
+              <w:t xml:space="preserve"> no code</w:t>
+            </w:r>
+          </w:p>
+          <w:p>
+            <w:pPr>
+              <w:pStyle w:val="Heading6"/>
+              <w:shd w:val="clear" w:color="auto" w:fill="FFFFFF" w:themeFill="background1"/>
+              <w:spacing w:after="60"/>
+              <w:rPr>
+                <w:rFonts w:ascii="Helvetica" w:hAnsi="Helvetica" w:cs="Helvetica"/>
                 <w:color w:val="A6A6A6" w:themeColor="background1" w:themeShade="A6"/>
                 <w:spacing w:val="2"/>
                 <w:sz w:val="16"/>
@@ -10552,6 +10613,7 @@
             <w:r>
               <w:rPr>
                 <w:rStyle w:val="muitypography-root"/>
+                <w:rFonts w:ascii="Helvetica" w:hAnsi="Helvetica" w:cs="Helvetica"/>
                 <w:color w:val="A6A6A6" w:themeColor="background1" w:themeShade="A6"/>
                 <w:sz w:val="16"/>
                 <w:szCs w:val="16"/>
@@ -12856,6 +12918,7 @@
   <w:style w:type="character" w:default="1" w:styleId="DefaultParagraphFont">
     <w:name w:val="Default Paragraph Font"/>
     <w:uiPriority w:val="1"/>
+    <w:semiHidden/>
     <w:unhideWhenUsed/>
   </w:style>
   <w:style w:type="table" w:default="1" w:styleId="TableNormal">
